--- a/Project Rooms/Estate Documents/outputs/word-conversions-no-signatures/POA Health Care - Jenny Hollinger.docx
+++ b/Project Rooms/Estate Documents/outputs/word-conversions-no-signatures/POA Health Care - Jenny Hollinger.docx
@@ -4,2388 +4,291 @@
   <w:body>
     <w:p>
       <w:pPr>
-        <w:spacing w:after="40" w:line="240" w:lineRule="auto"/>
-        <w:jc w:val="center"/>
+        <w:spacing w:before="0" w:after="0"/>
       </w:pPr>
       <w:r>
-        <w:rPr>
-          <w:rFonts w:ascii="Times New Roman" w:hAnsi="Times New Roman"/>
-          <w:b/>
-          <w:sz w:val="22"/>
-        </w:rPr>
-        <w:t>HEALTHCAREPOWEROFATTORNEY</w:t>
+        <w:drawing>
+          <wp:inline xmlns:a="http://schemas.openxmlformats.org/drawingml/2006/main" xmlns:pic="http://schemas.openxmlformats.org/drawingml/2006/picture">
+            <wp:extent cx="7315200" cy="9386443"/>
+            <wp:docPr id="1" name="Picture 1"/>
+            <wp:cNvGraphicFramePr>
+              <a:graphicFrameLocks noChangeAspect="1"/>
+            </wp:cNvGraphicFramePr>
+            <a:graphic>
+              <a:graphicData uri="http://schemas.openxmlformats.org/drawingml/2006/picture">
+                <pic:pic>
+                  <pic:nvPicPr>
+                    <pic:cNvPr id="0" name="image.png"/>
+                    <pic:cNvPicPr/>
+                  </pic:nvPicPr>
+                  <pic:blipFill>
+                    <a:blip r:embed="rId9"/>
+                    <a:stretch>
+                      <a:fillRect/>
+                    </a:stretch>
+                  </pic:blipFill>
+                  <pic:spPr>
+                    <a:xfrm>
+                      <a:off x="0" y="0"/>
+                      <a:ext cx="7315200" cy="9386443"/>
+                    </a:xfrm>
+                    <a:prstGeom prst="rect"/>
+                  </pic:spPr>
+                </pic:pic>
+              </a:graphicData>
+            </a:graphic>
+          </wp:inline>
+        </w:drawing>
       </w:r>
     </w:p>
     <w:p>
       <w:pPr>
-        <w:spacing w:after="40" w:line="240" w:lineRule="auto"/>
+        <w:sectPr>
+          <w:pgSz w:w="12240" w:h="15840"/>
+          <w:pgMar w:top="360" w:right="360" w:bottom="360" w:left="360" w:header="720" w:footer="720" w:gutter="0"/>
+          <w:cols w:space="720"/>
+          <w:docGrid w:linePitch="360"/>
+        </w:sectPr>
+      </w:pPr>
+    </w:p>
+    <w:p>
+      <w:pPr>
+        <w:spacing w:before="0" w:after="0"/>
       </w:pPr>
       <w:r>
-        <w:rPr>
-          <w:rFonts w:ascii="Times New Roman" w:hAnsi="Times New Roman"/>
-          <w:sz w:val="22"/>
-        </w:rPr>
-        <w:t>1.</w:t>
+        <w:drawing>
+          <wp:inline xmlns:a="http://schemas.openxmlformats.org/drawingml/2006/main" xmlns:pic="http://schemas.openxmlformats.org/drawingml/2006/picture">
+            <wp:extent cx="7315200" cy="9386443"/>
+            <wp:docPr id="2" name="Picture 2"/>
+            <wp:cNvGraphicFramePr>
+              <a:graphicFrameLocks noChangeAspect="1"/>
+            </wp:cNvGraphicFramePr>
+            <a:graphic>
+              <a:graphicData uri="http://schemas.openxmlformats.org/drawingml/2006/picture">
+                <pic:pic>
+                  <pic:nvPicPr>
+                    <pic:cNvPr id="0" name="image.png"/>
+                    <pic:cNvPicPr/>
+                  </pic:nvPicPr>
+                  <pic:blipFill>
+                    <a:blip r:embed="rId10"/>
+                    <a:stretch>
+                      <a:fillRect/>
+                    </a:stretch>
+                  </pic:blipFill>
+                  <pic:spPr>
+                    <a:xfrm>
+                      <a:off x="0" y="0"/>
+                      <a:ext cx="7315200" cy="9386443"/>
+                    </a:xfrm>
+                    <a:prstGeom prst="rect"/>
+                  </pic:spPr>
+                </pic:pic>
+              </a:graphicData>
+            </a:graphic>
+          </wp:inline>
+        </w:drawing>
       </w:r>
     </w:p>
     <w:p>
       <w:pPr>
-        <w:spacing w:after="40" w:line="240" w:lineRule="auto"/>
+        <w:sectPr>
+          <w:pgSz w:w="12240" w:h="15840"/>
+          <w:pgMar w:top="360" w:right="360" w:bottom="360" w:left="360" w:header="720" w:footer="720" w:gutter="0"/>
+          <w:cols w:space="720"/>
+          <w:docGrid w:linePitch="360"/>
+        </w:sectPr>
+      </w:pPr>
+    </w:p>
+    <w:p>
+      <w:pPr>
+        <w:spacing w:before="0" w:after="0"/>
       </w:pPr>
       <w:r>
-        <w:rPr>
-          <w:rFonts w:ascii="Times New Roman" w:hAnsi="Times New Roman"/>
-          <w:sz w:val="22"/>
-        </w:rPr>
-        <w:t>Designation ofHealthCareAgent.</w:t>
-      </w:r>
-    </w:p>
-    <w:p/>
-    <w:p>
-      <w:pPr>
-        <w:spacing w:after="40" w:line="240" w:lineRule="auto"/>
-      </w:pPr>
-      <w:r>
-        <w:rPr>
-          <w:rFonts w:ascii="Times New Roman" w:hAnsi="Times New Roman"/>
-          <w:sz w:val="22"/>
-        </w:rPr>
-        <w:t>I,JeanetteWilsonHollinger,beingofsoundmind,herebyappointthefollowingperson（s)o</w:t>
+        <w:drawing>
+          <wp:inline xmlns:a="http://schemas.openxmlformats.org/drawingml/2006/main" xmlns:pic="http://schemas.openxmlformats.org/drawingml/2006/picture">
+            <wp:extent cx="7315200" cy="9386443"/>
+            <wp:docPr id="3" name="Picture 3"/>
+            <wp:cNvGraphicFramePr>
+              <a:graphicFrameLocks noChangeAspect="1"/>
+            </wp:cNvGraphicFramePr>
+            <a:graphic>
+              <a:graphicData uri="http://schemas.openxmlformats.org/drawingml/2006/picture">
+                <pic:pic>
+                  <pic:nvPicPr>
+                    <pic:cNvPr id="0" name="image.png"/>
+                    <pic:cNvPicPr/>
+                  </pic:nvPicPr>
+                  <pic:blipFill>
+                    <a:blip r:embed="rId11"/>
+                    <a:stretch>
+                      <a:fillRect/>
+                    </a:stretch>
+                  </pic:blipFill>
+                  <pic:spPr>
+                    <a:xfrm>
+                      <a:off x="0" y="0"/>
+                      <a:ext cx="7315200" cy="9386443"/>
+                    </a:xfrm>
+                    <a:prstGeom prst="rect"/>
+                  </pic:spPr>
+                </pic:pic>
+              </a:graphicData>
+            </a:graphic>
+          </wp:inline>
+        </w:drawing>
       </w:r>
     </w:p>
     <w:p>
       <w:pPr>
-        <w:spacing w:after="40" w:line="240" w:lineRule="auto"/>
+        <w:sectPr>
+          <w:pgSz w:w="12240" w:h="15840"/>
+          <w:pgMar w:top="360" w:right="360" w:bottom="360" w:left="360" w:header="720" w:footer="720" w:gutter="0"/>
+          <w:cols w:space="720"/>
+          <w:docGrid w:linePitch="360"/>
+        </w:sectPr>
+      </w:pPr>
+    </w:p>
+    <w:p>
+      <w:pPr>
+        <w:spacing w:before="0" w:after="0"/>
       </w:pPr>
       <w:r>
-        <w:rPr>
-          <w:rFonts w:ascii="Times New Roman" w:hAnsi="Times New Roman"/>
-          <w:sz w:val="22"/>
-        </w:rPr>
-        <w:t>healthcaredecisionsformeasauthorized inthisdocument.Mydesignated healthcare agentshallserve</w:t>
+        <w:drawing>
+          <wp:inline xmlns:a="http://schemas.openxmlformats.org/drawingml/2006/main" xmlns:pic="http://schemas.openxmlformats.org/drawingml/2006/picture">
+            <wp:extent cx="7315200" cy="9386443"/>
+            <wp:docPr id="4" name="Picture 4"/>
+            <wp:cNvGraphicFramePr>
+              <a:graphicFrameLocks noChangeAspect="1"/>
+            </wp:cNvGraphicFramePr>
+            <a:graphic>
+              <a:graphicData uri="http://schemas.openxmlformats.org/drawingml/2006/picture">
+                <pic:pic>
+                  <pic:nvPicPr>
+                    <pic:cNvPr id="0" name="image.png"/>
+                    <pic:cNvPicPr/>
+                  </pic:nvPicPr>
+                  <pic:blipFill>
+                    <a:blip r:embed="rId12"/>
+                    <a:stretch>
+                      <a:fillRect/>
+                    </a:stretch>
+                  </pic:blipFill>
+                  <pic:spPr>
+                    <a:xfrm>
+                      <a:off x="0" y="0"/>
+                      <a:ext cx="7315200" cy="9386443"/>
+                    </a:xfrm>
+                    <a:prstGeom prst="rect"/>
+                  </pic:spPr>
+                </pic:pic>
+              </a:graphicData>
+            </a:graphic>
+          </wp:inline>
+        </w:drawing>
       </w:r>
     </w:p>
     <w:p>
       <w:pPr>
-        <w:spacing w:after="40" w:line="240" w:lineRule="auto"/>
+        <w:sectPr>
+          <w:pgSz w:w="12240" w:h="15840"/>
+          <w:pgMar w:top="360" w:right="360" w:bottom="360" w:left="360" w:header="720" w:footer="720" w:gutter="0"/>
+          <w:cols w:space="720"/>
+          <w:docGrid w:linePitch="360"/>
+        </w:sectPr>
+      </w:pPr>
+    </w:p>
+    <w:p>
+      <w:pPr>
+        <w:spacing w:before="0" w:after="0"/>
       </w:pPr>
       <w:r>
-        <w:rPr>
-          <w:rFonts w:ascii="Times New Roman" w:hAnsi="Times New Roman"/>
-          <w:sz w:val="22"/>
-        </w:rPr>
-        <w:t>alone,in the order named.</w:t>
+        <w:drawing>
+          <wp:inline xmlns:a="http://schemas.openxmlformats.org/drawingml/2006/main" xmlns:pic="http://schemas.openxmlformats.org/drawingml/2006/picture">
+            <wp:extent cx="7315200" cy="9386443"/>
+            <wp:docPr id="5" name="Picture 5"/>
+            <wp:cNvGraphicFramePr>
+              <a:graphicFrameLocks noChangeAspect="1"/>
+            </wp:cNvGraphicFramePr>
+            <a:graphic>
+              <a:graphicData uri="http://schemas.openxmlformats.org/drawingml/2006/picture">
+                <pic:pic>
+                  <pic:nvPicPr>
+                    <pic:cNvPr id="0" name="image.png"/>
+                    <pic:cNvPicPr/>
+                  </pic:nvPicPr>
+                  <pic:blipFill>
+                    <a:blip r:embed="rId13"/>
+                    <a:stretch>
+                      <a:fillRect/>
+                    </a:stretch>
+                  </pic:blipFill>
+                  <pic:spPr>
+                    <a:xfrm>
+                      <a:off x="0" y="0"/>
+                      <a:ext cx="7315200" cy="9386443"/>
+                    </a:xfrm>
+                    <a:prstGeom prst="rect"/>
+                  </pic:spPr>
+                </pic:pic>
+              </a:graphicData>
+            </a:graphic>
+          </wp:inline>
+        </w:drawing>
       </w:r>
     </w:p>
     <w:p>
       <w:pPr>
-        <w:spacing w:after="40" w:line="240" w:lineRule="auto"/>
+        <w:sectPr>
+          <w:pgSz w:w="12240" w:h="15840"/>
+          <w:pgMar w:top="360" w:right="360" w:bottom="360" w:left="360" w:header="720" w:footer="720" w:gutter="0"/>
+          <w:cols w:space="720"/>
+          <w:docGrid w:linePitch="360"/>
+        </w:sectPr>
       </w:pPr>
-      <w:r>
-        <w:rPr>
-          <w:rFonts w:ascii="Times New Roman" w:hAnsi="Times New Roman"/>
-          <w:sz w:val="22"/>
-        </w:rPr>
-        <w:t>A.Name:WesleyDaleBrowning</w:t>
-      </w:r>
     </w:p>
     <w:p>
       <w:pPr>
-        <w:spacing w:after="40" w:line="240" w:lineRule="auto"/>
+        <w:spacing w:before="0" w:after="0"/>
       </w:pPr>
       <w:r>
-        <w:rPr>
-          <w:rFonts w:ascii="Times New Roman" w:hAnsi="Times New Roman"/>
-          <w:sz w:val="22"/>
-        </w:rPr>
-        <w:t>Address:2156HaigPointWay,Raleigh,NC27604</w:t>
-      </w:r>
-    </w:p>
-    <w:p>
-      <w:pPr>
-        <w:spacing w:after="40" w:line="240" w:lineRule="auto"/>
-      </w:pPr>
-      <w:r>
-        <w:rPr>
-          <w:rFonts w:ascii="Times New Roman" w:hAnsi="Times New Roman"/>
-          <w:sz w:val="22"/>
-        </w:rPr>
-        <w:t>Phone:(213)293-7539</w:t>
-      </w:r>
-    </w:p>
-    <w:p>
-      <w:pPr>
-        <w:spacing w:after="40" w:line="240" w:lineRule="auto"/>
-      </w:pPr>
-      <w:r>
-        <w:rPr>
-          <w:rFonts w:ascii="Times New Roman" w:hAnsi="Times New Roman"/>
-          <w:sz w:val="22"/>
-        </w:rPr>
-        <w:t>B.Name:Kendall Meredith Hyatt</w:t>
-      </w:r>
-    </w:p>
-    <w:p>
-      <w:pPr>
-        <w:spacing w:after="40" w:line="240" w:lineRule="auto"/>
-      </w:pPr>
-      <w:r>
-        <w:rPr>
-          <w:rFonts w:ascii="Times New Roman" w:hAnsi="Times New Roman"/>
-          <w:sz w:val="22"/>
-        </w:rPr>
-        <w:t>Address:95218SiennaCourt,FernandinaBeach,Florida,32034</w:t>
-      </w:r>
-    </w:p>
-    <w:p>
-      <w:pPr>
-        <w:spacing w:after="40" w:line="240" w:lineRule="auto"/>
-      </w:pPr>
-      <w:r>
-        <w:rPr>
-          <w:rFonts w:ascii="Times New Roman" w:hAnsi="Times New Roman"/>
-          <w:sz w:val="22"/>
-        </w:rPr>
-        <w:t>Phone:(703)850-5146</w:t>
-      </w:r>
-    </w:p>
-    <w:p>
-      <w:pPr>
-        <w:spacing w:after="40" w:line="240" w:lineRule="auto"/>
-      </w:pPr>
-      <w:r>
-        <w:rPr>
-          <w:rFonts w:ascii="Times New Roman" w:hAnsi="Times New Roman"/>
-          <w:sz w:val="22"/>
-        </w:rPr>
-        <w:t>C.Name:WesleyDawnKane</w:t>
-      </w:r>
-    </w:p>
-    <w:p>
-      <w:pPr>
-        <w:spacing w:after="40" w:line="240" w:lineRule="auto"/>
-      </w:pPr>
-      <w:r>
-        <w:rPr>
-          <w:rFonts w:ascii="Times New Roman" w:hAnsi="Times New Roman"/>
-          <w:sz w:val="22"/>
-        </w:rPr>
-        <w:t>Address:14929SouthernCrossingStreet,Haymarket,Virginia20169</w:t>
-      </w:r>
-    </w:p>
-    <w:p>
-      <w:pPr>
-        <w:spacing w:after="40" w:line="240" w:lineRule="auto"/>
-      </w:pPr>
-      <w:r>
-        <w:rPr>
-          <w:rFonts w:ascii="Times New Roman" w:hAnsi="Times New Roman"/>
-          <w:sz w:val="22"/>
-        </w:rPr>
-        <w:t>Phone:(703)785-8176</w:t>
-      </w:r>
-    </w:p>
-    <w:p/>
-    <w:p>
-      <w:pPr>
-        <w:spacing w:after="40" w:line="240" w:lineRule="auto"/>
-      </w:pPr>
-      <w:r>
-        <w:rPr>
-          <w:rFonts w:ascii="Times New Roman" w:hAnsi="Times New Roman"/>
-          <w:sz w:val="22"/>
-        </w:rPr>
-        <w:t>Anysuccessorhealthcareagentdesignatedshallbevestedwiththesamepowerlanddutiesasif</w:t>
-      </w:r>
-    </w:p>
-    <w:p>
-      <w:pPr>
-        <w:spacing w:after="40" w:line="240" w:lineRule="auto"/>
-      </w:pPr>
-      <w:r>
-        <w:rPr>
-          <w:rFonts w:ascii="Times New Roman" w:hAnsi="Times New Roman"/>
-          <w:sz w:val="22"/>
-        </w:rPr>
-        <w:t>reasonablyavailableorisunwillingorunabletoserve inthatcapacity.</w:t>
-      </w:r>
-    </w:p>
-    <w:p>
-      <w:pPr>
-        <w:spacing w:after="40" w:line="240" w:lineRule="auto"/>
-      </w:pPr>
-      <w:r>
-        <w:rPr>
-          <w:rFonts w:ascii="Times New Roman" w:hAnsi="Times New Roman"/>
-          <w:sz w:val="22"/>
-        </w:rPr>
-        <w:t>2.Effectiveness ofAppointment.</w:t>
-      </w:r>
-    </w:p>
-    <w:p/>
-    <w:p>
-      <w:pPr>
-        <w:spacing w:after="40" w:line="240" w:lineRule="auto"/>
-      </w:pPr>
-      <w:r>
-        <w:rPr>
-          <w:rFonts w:ascii="Times New Roman" w:hAnsi="Times New Roman"/>
-          <w:sz w:val="22"/>
-        </w:rPr>
-        <w:t>MydesignationofahealthcareagentexpiresoniywhenIrevokeit.Absentrevocation,theauthority</w:t>
-      </w:r>
-    </w:p>
-    <w:p>
-      <w:pPr>
-        <w:spacing w:after="40" w:line="240" w:lineRule="auto"/>
-      </w:pPr>
-      <w:r>
-        <w:rPr>
-          <w:rFonts w:ascii="Times New Roman" w:hAnsi="Times New Roman"/>
-          <w:sz w:val="22"/>
-        </w:rPr>
-        <w:t>grantedinthisdocumentshallbecomeeffectivewhenand if oneof thephysician($)listedbelow</w:t>
-      </w:r>
-    </w:p>
-    <w:p/>
-    <w:p>
-      <w:pPr>
-        <w:spacing w:after="40" w:line="240" w:lineRule="auto"/>
-      </w:pPr>
-      <w:r>
-        <w:rPr>
-          <w:rFonts w:ascii="Times New Roman" w:hAnsi="Times New Roman"/>
-          <w:sz w:val="22"/>
-        </w:rPr>
-        <w:t>1.</w:t>
-      </w:r>
-    </w:p>
-    <w:p>
-      <w:pPr>
-        <w:spacing w:after="40" w:line="240" w:lineRule="auto"/>
-      </w:pPr>
-      <w:r>
-        <w:rPr>
-          <w:rFonts w:ascii="Times New Roman" w:hAnsi="Times New Roman"/>
-          <w:sz w:val="22"/>
-        </w:rPr>
-        <w:t>Name ofPhysician</w:t>
-      </w:r>
-    </w:p>
-    <w:p>
-      <w:pPr>
-        <w:spacing w:after="40" w:line="240" w:lineRule="auto"/>
-      </w:pPr>
-      <w:r>
-        <w:rPr>
-          <w:rFonts w:ascii="Times New Roman" w:hAnsi="Times New Roman"/>
-          <w:sz w:val="22"/>
-        </w:rPr>
-        <w:t>2.</w:t>
-      </w:r>
-    </w:p>
-    <w:p>
-      <w:pPr>
-        <w:spacing w:after="40" w:line="240" w:lineRule="auto"/>
-      </w:pPr>
-      <w:r>
-        <w:rPr>
-          <w:rFonts w:ascii="Times New Roman" w:hAnsi="Times New Roman"/>
-          <w:sz w:val="22"/>
-        </w:rPr>
-        <w:t>NameofPhysician</w:t>
-      </w:r>
-    </w:p>
-    <w:p>
-      <w:pPr>
-        <w:spacing w:after="40" w:line="240" w:lineRule="auto"/>
-      </w:pPr>
-      <w:r>
-        <w:rPr>
-          <w:rFonts w:ascii="Times New Roman" w:hAnsi="Times New Roman"/>
-          <w:sz w:val="22"/>
-        </w:rPr>
-        <w:t>If1havenotdesignatedaphysician,ornophysician(s)namedaboveisreasonablyavailable,the</w:t>
-      </w:r>
-    </w:p>
-    <w:p>
-      <w:pPr>
-        <w:spacing w:after="40" w:line="240" w:lineRule="auto"/>
-      </w:pPr>
-      <w:r>
-        <w:rPr>
-          <w:rFonts w:ascii="Times New Roman" w:hAnsi="Times New Roman"/>
-          <w:sz w:val="22"/>
-        </w:rPr>
-        <w:t>determinationthatIlackcapacitytomakeorcommunicatedecisionsrelatingtomyhealthcareshallbe</w:t>
-      </w:r>
-    </w:p>
-    <w:p>
-      <w:pPr>
-        <w:spacing w:after="40" w:line="240" w:lineRule="auto"/>
-      </w:pPr>
-      <w:r>
-        <w:rPr>
-          <w:rFonts w:ascii="Times New Roman" w:hAnsi="Times New Roman"/>
-          <w:sz w:val="22"/>
-        </w:rPr>
-        <w:t>madebymyattendingphysician.</w:t>
-      </w:r>
-    </w:p>
-    <w:p>
-      <w:pPr>
-        <w:spacing w:after="40" w:line="240" w:lineRule="auto"/>
-      </w:pPr>
-      <w:r>
-        <w:rPr>
-          <w:rFonts w:ascii="Times New Roman" w:hAnsi="Times New Roman"/>
-          <w:sz w:val="22"/>
-        </w:rPr>
-        <w:t>3.Revocation.</w:t>
-      </w:r>
-    </w:p>
-    <w:p/>
-    <w:p>
-      <w:pPr>
-        <w:spacing w:after="40" w:line="240" w:lineRule="auto"/>
-      </w:pPr>
-      <w:r>
-        <w:rPr>
-          <w:rFonts w:ascii="Times New Roman" w:hAnsi="Times New Roman"/>
-          <w:sz w:val="22"/>
-        </w:rPr>
-        <w:t>AnytimewhileIamcompetent,ImayrevokethispowerofattorneyinawritingIsignorby</w:t>
-      </w:r>
-    </w:p>
-    <w:p>
-      <w:pPr>
-        <w:spacing w:after="40" w:line="240" w:lineRule="auto"/>
-      </w:pPr>
-      <w:r>
-        <w:rPr>
-          <w:rFonts w:ascii="Times New Roman" w:hAnsi="Times New Roman"/>
-          <w:sz w:val="22"/>
-        </w:rPr>
-        <w:t>health careprovider.</w:t>
-      </w:r>
-    </w:p>
-    <w:p/>
-    <w:p>
-      <w:pPr>
-        <w:spacing w:after="40" w:line="240" w:lineRule="auto"/>
-      </w:pPr>
-      <w:r>
-        <w:rPr>
-          <w:rFonts w:ascii="Times New Roman" w:hAnsi="Times New Roman"/>
-          <w:sz w:val="22"/>
-        </w:rPr>
-        <w:t>HealthCarePower ofAttorneyof JeanetteWilsonHollinger</w:t>
-      </w:r>
-    </w:p>
-    <w:p/>
-    <w:p>
-      <w:pPr>
-        <w:spacing w:after="40" w:line="240" w:lineRule="auto"/>
-      </w:pPr>
-      <w:r>
-        <w:rPr>
-          <w:rFonts w:ascii="Times New Roman" w:hAnsi="Times New Roman"/>
-          <w:sz w:val="22"/>
-        </w:rPr>
-        <w:t>Page1of6</w:t>
-      </w:r>
-    </w:p>
-    <w:p>
-      <w:r>
-        <w:br w:type="page"/>
-      </w:r>
-    </w:p>
-    <w:p>
-      <w:pPr>
-        <w:spacing w:after="40" w:line="240" w:lineRule="auto"/>
-      </w:pPr>
-      <w:r>
-        <w:rPr>
-          <w:rFonts w:ascii="Times New Roman" w:hAnsi="Times New Roman"/>
-          <w:sz w:val="22"/>
-        </w:rPr>
-        <w:t>4.GeneralStatementofAuthorityGranted.</w:t>
-      </w:r>
-    </w:p>
-    <w:p/>
-    <w:p>
-      <w:pPr>
-        <w:spacing w:after="40" w:line="240" w:lineRule="auto"/>
-      </w:pPr>
-      <w:r>
-        <w:rPr>
-          <w:rFonts w:ascii="Times New Roman" w:hAnsi="Times New Roman"/>
-          <w:sz w:val="22"/>
-        </w:rPr>
-        <w:t>authoritytomakeandcarryoutallhealthcaredecisionsforme.Thesedecisionsinclude,butarenot</w:t>
-      </w:r>
-    </w:p>
-    <w:p>
-      <w:pPr>
-        <w:spacing w:after="40" w:line="240" w:lineRule="auto"/>
-      </w:pPr>
-      <w:r>
-        <w:rPr>
-          <w:rFonts w:ascii="Times New Roman" w:hAnsi="Times New Roman"/>
-          <w:sz w:val="22"/>
-        </w:rPr>
-        <w:t>limitedto:</w:t>
-      </w:r>
-    </w:p>
-    <w:p/>
-    <w:p>
-      <w:pPr>
-        <w:spacing w:after="40" w:line="240" w:lineRule="auto"/>
-      </w:pPr>
-      <w:r>
-        <w:rPr>
-          <w:rFonts w:ascii="Times New Roman" w:hAnsi="Times New Roman"/>
-          <w:sz w:val="22"/>
-        </w:rPr>
-        <w:t>mentalhealth,including,butnot limitedto,medicalandhospitalrecords,andtoconsenttothe</w:t>
-      </w:r>
-    </w:p>
-    <w:p>
-      <w:pPr>
-        <w:spacing w:after="40" w:line="240" w:lineRule="auto"/>
-      </w:pPr>
-      <w:r>
-        <w:rPr>
-          <w:rFonts w:ascii="Times New Roman" w:hAnsi="Times New Roman"/>
-          <w:sz w:val="22"/>
-        </w:rPr>
-        <w:t>disclosureofthisinformation.</w:t>
-      </w:r>
-    </w:p>
-    <w:p/>
-    <w:p>
-      <w:pPr>
-        <w:spacing w:after="40" w:line="240" w:lineRule="auto"/>
-      </w:pPr>
-      <w:r>
-        <w:rPr>
-          <w:rFonts w:ascii="Times New Roman" w:hAnsi="Times New Roman"/>
-          <w:sz w:val="22"/>
-        </w:rPr>
-        <w:t>B.Employingordischargingmyhealthcareproviders.</w:t>
-      </w:r>
-    </w:p>
-    <w:p>
-      <w:pPr>
-        <w:spacing w:after="40" w:line="240" w:lineRule="auto"/>
-      </w:pPr>
-      <w:r>
-        <w:rPr>
-          <w:rFonts w:ascii="Times New Roman" w:hAnsi="Times New Roman"/>
-          <w:sz w:val="22"/>
-        </w:rPr>
-        <w:t>C.Consenting toandauthorizingmy admissiontoanddischargefromahospital,nursing or</w:t>
-      </w:r>
-    </w:p>
-    <w:p>
-      <w:pPr>
-        <w:spacing w:after="40" w:line="240" w:lineRule="auto"/>
-      </w:pPr>
-      <w:r>
-        <w:rPr>
-          <w:rFonts w:ascii="Times New Roman" w:hAnsi="Times New Roman"/>
-          <w:sz w:val="22"/>
-        </w:rPr>
-        <w:t>convalescenthome,hospice,long-termcarefacility,orotherhealthcarefacility.</w:t>
-      </w:r>
-    </w:p>
-    <w:p/>
-    <w:p>
-      <w:pPr>
-        <w:spacing w:after="40" w:line="240" w:lineRule="auto"/>
-      </w:pPr>
-      <w:r>
-        <w:rPr>
-          <w:rFonts w:ascii="Times New Roman" w:hAnsi="Times New Roman"/>
-          <w:sz w:val="22"/>
-        </w:rPr>
-        <w:t>ofmental illness.</w:t>
-      </w:r>
-    </w:p>
-    <w:p/>
-    <w:p>
-      <w:pPr>
-        <w:spacing w:after="40" w:line="240" w:lineRule="auto"/>
-      </w:pPr>
-      <w:r>
-        <w:rPr>
-          <w:rFonts w:ascii="Times New Roman" w:hAnsi="Times New Roman"/>
-          <w:sz w:val="22"/>
-        </w:rPr>
-        <w:t>E.Consentingto and authorizing theadministrationof medicationsformental healthtreatment and</w:t>
-      </w:r>
-    </w:p>
-    <w:p>
-      <w:pPr>
-        <w:spacing w:after="40" w:line="240" w:lineRule="auto"/>
-      </w:pPr>
-      <w:r>
-        <w:rPr>
-          <w:rFonts w:ascii="Times New Roman" w:hAnsi="Times New Roman"/>
-          <w:sz w:val="22"/>
-        </w:rPr>
-        <w:t>electroconvulsivetreatment(ECT)commonlyreferredtoas"shocktreatment."</w:t>
-      </w:r>
-    </w:p>
-    <w:p>
-      <w:pPr>
-        <w:spacing w:after="40" w:line="240" w:lineRule="auto"/>
-      </w:pPr>
-      <w:r>
-        <w:rPr>
-          <w:rFonts w:ascii="Times New Roman" w:hAnsi="Times New Roman"/>
-          <w:sz w:val="22"/>
-        </w:rPr>
-        <w:t>F.Giving consentfor,withdrawingconsentfor,orwithholding consentfor,X-ray，anesthesia，</w:t>
-      </w:r>
-    </w:p>
-    <w:p>
-      <w:pPr>
-        <w:spacing w:after="40" w:line="240" w:lineRule="auto"/>
-      </w:pPr>
-      <w:r>
-        <w:rPr>
-          <w:rFonts w:ascii="Times New Roman" w:hAnsi="Times New Roman"/>
-          <w:sz w:val="22"/>
-        </w:rPr>
-        <w:t>medicationsurgery，andallotherdiagnosticandtreatmentroceduresorderedbyorunderthe</w:t>
-      </w:r>
-    </w:p>
-    <w:p>
-      <w:pPr>
-        <w:spacing w:after="40" w:line="240" w:lineRule="auto"/>
-      </w:pPr>
-      <w:r>
-        <w:rPr>
-          <w:rFonts w:ascii="Times New Roman" w:hAnsi="Times New Roman"/>
-          <w:sz w:val="22"/>
-        </w:rPr>
-        <w:t>authorizationofalicensedphysician,dentist,podiatrist,orotherhealthcareprovider.This</w:t>
-      </w:r>
-    </w:p>
-    <w:p/>
-    <w:p>
-      <w:pPr>
-        <w:spacing w:after="40" w:line="240" w:lineRule="auto"/>
-      </w:pPr>
-      <w:r>
-        <w:rPr>
-          <w:rFonts w:ascii="Times New Roman" w:hAnsi="Times New Roman"/>
-          <w:sz w:val="22"/>
-        </w:rPr>
-        <w:t>G.Authorizingthewithholdingorwithdrawalof life-prolongingmeasures.</w:t>
-      </w:r>
-    </w:p>
-    <w:p>
-      <w:pPr>
-        <w:spacing w:after="40" w:line="240" w:lineRule="auto"/>
-      </w:pPr>
-      <w:r>
-        <w:rPr>
-          <w:rFonts w:ascii="Times New Roman" w:hAnsi="Times New Roman"/>
-          <w:sz w:val="22"/>
-        </w:rPr>
-        <w:t>H.Providingmy medical information at therequest of any individual acting as my attorney-in-fact</w:t>
-      </w:r>
-    </w:p>
-    <w:p/>
-    <w:p>
-      <w:pPr>
-        <w:spacing w:after="40" w:line="240" w:lineRule="auto"/>
-      </w:pPr>
-      <w:r>
-        <w:rPr>
-          <w:rFonts w:ascii="Times New Roman" w:hAnsi="Times New Roman"/>
-          <w:sz w:val="22"/>
-        </w:rPr>
-        <w:t>healthcareagentbelievesshouldhavesuchinformation.IdesirethatsuchinformationbeNC</w:t>
-      </w:r>
-    </w:p>
-    <w:p>
-      <w:pPr>
-        <w:spacing w:after="40" w:line="240" w:lineRule="auto"/>
-      </w:pPr>
-      <w:r>
-        <w:rPr>
-          <w:rFonts w:ascii="Times New Roman" w:hAnsi="Times New Roman"/>
-          <w:sz w:val="22"/>
-        </w:rPr>
-        <w:t>properhandlingofmyaffairsortheaffairsofanypersonorentityforwhichIhavesome</w:t>
-      </w:r>
-    </w:p>
-    <w:p/>
-    <w:p>
-      <w:pPr>
-        <w:spacing w:after="40" w:line="240" w:lineRule="auto"/>
-      </w:pPr>
-      <w:r>
-        <w:rPr>
-          <w:rFonts w:ascii="Times New Roman" w:hAnsi="Times New Roman"/>
-          <w:sz w:val="22"/>
-        </w:rPr>
-        <w:t>information.Suchstepsshall includeresortingtoanyandallegalproceduresinandoutofcourts</w:t>
-      </w:r>
-    </w:p>
-    <w:p>
-      <w:pPr>
-        <w:spacing w:after="40" w:line="240" w:lineRule="auto"/>
-      </w:pPr>
-      <w:r>
-        <w:rPr>
-          <w:rFonts w:ascii="Times New Roman" w:hAnsi="Times New Roman"/>
-          <w:sz w:val="22"/>
-        </w:rPr>
-        <w:t>attorneys'feesagainst anyonewhodoesnotcomplywiththishealthcarepowerofattorney.</w:t>
-      </w:r>
-    </w:p>
-    <w:p>
-      <w:pPr>
-        <w:spacing w:after="40" w:line="240" w:lineRule="auto"/>
-      </w:pPr>
-      <w:r>
-        <w:rPr>
-          <w:rFonts w:ascii="Times New Roman" w:hAnsi="Times New Roman"/>
-          <w:sz w:val="22"/>
-        </w:rPr>
-        <w:t>1.To the extentIhavenot alreadymadevalid andenforceable arrangementsduringmy lifetime that</w:t>
-      </w:r>
-    </w:p>
-    <w:p>
-      <w:pPr>
-        <w:spacing w:after="40" w:line="240" w:lineRule="auto"/>
-      </w:pPr>
-      <w:r>
-        <w:rPr>
-          <w:rFonts w:ascii="Times New Roman" w:hAnsi="Times New Roman"/>
-          <w:sz w:val="22"/>
-        </w:rPr>
-        <w:t>dispositionofmyremains.</w:t>
-      </w:r>
-    </w:p>
-    <w:p/>
-    <w:p>
-      <w:pPr>
-        <w:spacing w:after="40" w:line="240" w:lineRule="auto"/>
-      </w:pPr>
-      <w:r>
-        <w:rPr>
-          <w:rFonts w:ascii="Times New Roman" w:hAnsi="Times New Roman"/>
-          <w:sz w:val="22"/>
-        </w:rPr>
-        <w:t>J.Taking anylawfulactionsthatmaybenecessarytocarryout thesedecisions,including,butnot</w:t>
-      </w:r>
-    </w:p>
-    <w:p>
-      <w:pPr>
-        <w:spacing w:after="40" w:line="240" w:lineRule="auto"/>
-      </w:pPr>
-      <w:r>
-        <w:rPr>
-          <w:rFonts w:ascii="Times New Roman" w:hAnsi="Times New Roman"/>
-          <w:sz w:val="22"/>
-        </w:rPr>
-        <w:t>limitedto:(i)signing,executing,delivering,andacknowledginganyagreement,release,</w:t>
-      </w:r>
-    </w:p>
-    <w:p>
-      <w:pPr>
-        <w:spacing w:after="40" w:line="240" w:lineRule="auto"/>
-      </w:pPr>
-      <w:r>
-        <w:rPr>
-          <w:rFonts w:ascii="Times New Roman" w:hAnsi="Times New Roman"/>
-          <w:sz w:val="22"/>
-        </w:rPr>
-        <w:t>authorization,orotherdocumentthatmaybenecessary，desirable,convenient,orproperinordr</w:t>
-      </w:r>
-    </w:p>
-    <w:p>
-      <w:pPr>
-        <w:spacing w:after="40" w:line="240" w:lineRule="auto"/>
-      </w:pPr>
-      <w:r>
-        <w:rPr>
-          <w:rFonts w:ascii="Times New Roman" w:hAnsi="Times New Roman"/>
-          <w:sz w:val="22"/>
-        </w:rPr>
-        <w:t>toexerciseandcarryoutanyofthesepowers;(i)grantingreleasesof liabilitytomedical</w:t>
-      </w:r>
-    </w:p>
-    <w:p>
-      <w:pPr>
-        <w:spacing w:after="40" w:line="240" w:lineRule="auto"/>
-      </w:pPr>
-      <w:r>
-        <w:rPr>
-          <w:rFonts w:ascii="Times New Roman" w:hAnsi="Times New Roman"/>
-          <w:sz w:val="22"/>
-        </w:rPr>
-        <w:t>providersorothers;and(ii)incurringreasonablecostsonmybehalf relatedtoexercisingthese</w:t>
-      </w:r>
-    </w:p>
-    <w:p>
-      <w:pPr>
-        <w:spacing w:after="40" w:line="240" w:lineRule="auto"/>
-      </w:pPr>
-      <w:r>
-        <w:rPr>
-          <w:rFonts w:ascii="Times New Roman" w:hAnsi="Times New Roman"/>
-          <w:sz w:val="22"/>
-        </w:rPr>
-        <w:t>powers,provided thatthishealthcarepowerofattorneyshallnotgivemy healthcareagent</w:t>
-      </w:r>
-    </w:p>
-    <w:p>
-      <w:pPr>
-        <w:spacing w:after="40" w:line="240" w:lineRule="auto"/>
-      </w:pPr>
-      <w:r>
-        <w:rPr>
-          <w:rFonts w:ascii="Times New Roman" w:hAnsi="Times New Roman"/>
-          <w:sz w:val="22"/>
-        </w:rPr>
-        <w:t>generalauthorityovermypropertyorfinancialaffairs.</w:t>
-      </w:r>
-    </w:p>
-    <w:p/>
-    <w:p>
-      <w:pPr>
-        <w:spacing w:after="40" w:line="240" w:lineRule="auto"/>
-      </w:pPr>
-      <w:r>
-        <w:rPr>
-          <w:rFonts w:ascii="Times New Roman" w:hAnsi="Times New Roman"/>
-          <w:sz w:val="22"/>
-        </w:rPr>
-        <w:t>HealthCarePowerofAttorneyofJeanetteWilsonHollinger</w:t>
-      </w:r>
-    </w:p>
-    <w:p>
-      <w:pPr>
-        <w:spacing w:after="40" w:line="240" w:lineRule="auto"/>
-      </w:pPr>
-      <w:r>
-        <w:rPr>
-          <w:rFonts w:ascii="Times New Roman" w:hAnsi="Times New Roman"/>
-          <w:sz w:val="22"/>
-        </w:rPr>
-        <w:t>Page2of6</w:t>
-      </w:r>
-    </w:p>
-    <w:p>
-      <w:r>
-        <w:br w:type="page"/>
-      </w:r>
-    </w:p>
-    <w:p>
-      <w:pPr>
-        <w:spacing w:after="40" w:line="240" w:lineRule="auto"/>
-      </w:pPr>
-      <w:r>
-        <w:rPr>
-          <w:rFonts w:ascii="Times New Roman" w:hAnsi="Times New Roman"/>
-          <w:sz w:val="22"/>
-        </w:rPr>
-        <w:t>5.SpecialProvisions and Limitations.</w:t>
-      </w:r>
-    </w:p>
-    <w:p/>
-    <w:p>
-      <w:pPr>
-        <w:spacing w:after="40" w:line="240" w:lineRule="auto"/>
-      </w:pPr>
-      <w:r>
-        <w:rPr>
-          <w:rFonts w:ascii="Times New Roman" w:hAnsi="Times New Roman"/>
-          <w:sz w:val="22"/>
-        </w:rPr>
-        <w:t>(Notice:The authority granted inthis document isintended tobe asbroad aspossiblesothat yourhealth</w:t>
-      </w:r>
-    </w:p>
-    <w:p>
-      <w:pPr>
-        <w:spacing w:after="40" w:line="240" w:lineRule="auto"/>
-      </w:pPr>
-      <w:r>
-        <w:rPr>
-          <w:rFonts w:ascii="Times New Roman" w:hAnsi="Times New Roman"/>
-          <w:sz w:val="22"/>
-        </w:rPr>
-        <w:t>healthcaretreatmentorservice.Ifyouwishtolimit thescopeof yourhealthcareagent'spowers,you</w:t>
-      </w:r>
-    </w:p>
-    <w:p>
-      <w:pPr>
-        <w:spacing w:after="40" w:line="240" w:lineRule="auto"/>
-      </w:pPr>
-      <w:r>
-        <w:rPr>
-          <w:rFonts w:ascii="Times New Roman" w:hAnsi="Times New Roman"/>
-          <w:sz w:val="22"/>
-        </w:rPr>
-        <w:t>maydosointhissection.lf noneof thefollowing areinitialed,therewillbenospecial limitationsonyour</w:t>
-      </w:r>
-    </w:p>
-    <w:p>
-      <w:pPr>
-        <w:spacing w:after="40" w:line="240" w:lineRule="auto"/>
-      </w:pPr>
-      <w:r>
-        <w:rPr>
-          <w:rFonts w:ascii="Times New Roman" w:hAnsi="Times New Roman"/>
-          <w:sz w:val="22"/>
-        </w:rPr>
-        <w:t>agent'sauthority.)</w:t>
-      </w:r>
-    </w:p>
-    <w:p/>
-    <w:p>
-      <w:pPr>
-        <w:spacing w:after="40" w:line="240" w:lineRule="auto"/>
-      </w:pPr>
-      <w:r>
-        <w:rPr>
-          <w:rFonts w:ascii="Times New Roman" w:hAnsi="Times New Roman"/>
-          <w:sz w:val="22"/>
-        </w:rPr>
-        <w:t>A.Limitationsabout Artificial Nutrition or Hydration:Inexercising theauthorityto</w:t>
-      </w:r>
-    </w:p>
-    <w:p>
-      <w:pPr>
-        <w:spacing w:after="40" w:line="240" w:lineRule="auto"/>
-      </w:pPr>
-      <w:r>
-        <w:rPr>
-          <w:rFonts w:ascii="Times New Roman" w:hAnsi="Times New Roman"/>
-          <w:sz w:val="22"/>
-        </w:rPr>
-        <w:t>makehealthcaredecisionsonmybehalf，myhealthcareagent:</w:t>
-      </w:r>
-    </w:p>
-    <w:p>
-      <w:pPr>
-        <w:spacing w:after="40" w:line="240" w:lineRule="auto"/>
-      </w:pPr>
-      <w:r>
-        <w:rPr>
-          <w:rFonts w:ascii="Times New Roman" w:hAnsi="Times New Roman"/>
-          <w:sz w:val="22"/>
-        </w:rPr>
-        <w:t>shall NOThave theauthority to withhold artificial nutrition(such as throughtubes)</w:t>
-      </w:r>
-    </w:p>
-    <w:p>
-      <w:pPr>
-        <w:spacing w:after="40" w:line="240" w:lineRule="auto"/>
-      </w:pPr>
-      <w:r>
-        <w:rPr>
-          <w:rFonts w:ascii="Times New Roman" w:hAnsi="Times New Roman"/>
-          <w:sz w:val="22"/>
-        </w:rPr>
-        <w:t>provisions:</w:t>
-      </w:r>
-    </w:p>
-    <w:p>
-      <w:pPr>
-        <w:spacing w:after="40" w:line="240" w:lineRule="auto"/>
-      </w:pPr>
-      <w:r>
-        <w:rPr>
-          <w:rFonts w:ascii="Times New Roman" w:hAnsi="Times New Roman"/>
-          <w:sz w:val="22"/>
-        </w:rPr>
-        <w:t>(Initial)</w:t>
-      </w:r>
-    </w:p>
-    <w:p/>
-    <w:p>
-      <w:pPr>
-        <w:spacing w:after="40" w:line="240" w:lineRule="auto"/>
-      </w:pPr>
-      <w:r>
-        <w:rPr>
-          <w:rFonts w:ascii="Times New Roman" w:hAnsi="Times New Roman"/>
-          <w:sz w:val="22"/>
-        </w:rPr>
-        <w:t>shallNOThavetheauthoritytowithholdartificialhydration(suchasthroughtubes)</w:t>
-      </w:r>
-    </w:p>
-    <w:p>
-      <w:pPr>
-        <w:spacing w:after="40" w:line="240" w:lineRule="auto"/>
-      </w:pPr>
-      <w:r>
-        <w:rPr>
-          <w:rFonts w:ascii="Times New Roman" w:hAnsi="Times New Roman"/>
-          <w:sz w:val="22"/>
-        </w:rPr>
-        <w:t>ORmayexercisethatauthorityonlyinaccordancewiththefollowingspecial</w:t>
-      </w:r>
-    </w:p>
-    <w:p>
-      <w:pPr>
-        <w:spacing w:after="40" w:line="240" w:lineRule="auto"/>
-      </w:pPr>
-      <w:r>
-        <w:rPr>
-          <w:rFonts w:ascii="Times New Roman" w:hAnsi="Times New Roman"/>
-          <w:sz w:val="22"/>
-        </w:rPr>
-        <w:t>provisions:</w:t>
-      </w:r>
-    </w:p>
-    <w:p>
-      <w:pPr>
-        <w:spacing w:after="40" w:line="240" w:lineRule="auto"/>
-      </w:pPr>
-      <w:r>
-        <w:rPr>
-          <w:rFonts w:ascii="Times New Roman" w:hAnsi="Times New Roman"/>
-          <w:sz w:val="22"/>
-        </w:rPr>
-        <w:t>(Initial)</w:t>
-      </w:r>
-    </w:p>
-    <w:p/>
-    <w:p>
-      <w:pPr>
-        <w:spacing w:after="40" w:line="240" w:lineRule="auto"/>
-      </w:pPr>
-      <w:r>
-        <w:rPr>
-          <w:rFonts w:ascii="Times New Roman" w:hAnsi="Times New Roman"/>
-          <w:sz w:val="22"/>
-        </w:rPr>
-        <w:t>LimitationsConcerningHealthCareDecisions.Inexercisingthe authoritytomake</w:t>
-      </w:r>
-    </w:p>
-    <w:p>
-      <w:pPr>
-        <w:spacing w:after="40" w:line="240" w:lineRule="auto"/>
-      </w:pPr>
-      <w:r>
-        <w:rPr>
-          <w:rFonts w:ascii="Times New Roman" w:hAnsi="Times New Roman"/>
-          <w:sz w:val="22"/>
-        </w:rPr>
-        <w:t>to thefollowing special provisions:my agent shall not subject meto any Covid</w:t>
-      </w:r>
-    </w:p>
-    <w:p>
-      <w:pPr>
-        <w:spacing w:after="40" w:line="240" w:lineRule="auto"/>
-      </w:pPr>
-      <w:r>
-        <w:rPr>
-          <w:rFonts w:ascii="Times New Roman" w:hAnsi="Times New Roman"/>
-          <w:sz w:val="22"/>
-        </w:rPr>
-        <w:t>(Initial)</w:t>
-      </w:r>
-    </w:p>
-    <w:p>
-      <w:pPr>
-        <w:spacing w:after="40" w:line="240" w:lineRule="auto"/>
-      </w:pPr>
-      <w:r>
-        <w:rPr>
-          <w:rFonts w:ascii="Times New Roman" w:hAnsi="Times New Roman"/>
-          <w:sz w:val="22"/>
-        </w:rPr>
-        <w:t>vaccine.</w:t>
-      </w:r>
-    </w:p>
-    <w:p/>
-    <w:p>
-      <w:pPr>
-        <w:spacing w:after="40" w:line="240" w:lineRule="auto"/>
-      </w:pPr>
-      <w:r>
-        <w:rPr>
-          <w:rFonts w:ascii="Times New Roman" w:hAnsi="Times New Roman"/>
-          <w:sz w:val="22"/>
-        </w:rPr>
-        <w:t>C.LimitationsConcerning Mental HealthDecisions.Inexercising the authority to</w:t>
-      </w:r>
-    </w:p>
-    <w:p>
-      <w:pPr>
-        <w:spacing w:after="40" w:line="240" w:lineRule="auto"/>
-      </w:pPr>
-      <w:r>
-        <w:rPr>
-          <w:rFonts w:ascii="Times New Roman" w:hAnsi="Times New Roman"/>
-          <w:sz w:val="22"/>
-        </w:rPr>
-        <w:t>makemental healthdecisionsonmybehalf,theauthorityof myhealthcareagent is</w:t>
-      </w:r>
-    </w:p>
-    <w:p>
-      <w:pPr>
-        <w:spacing w:after="40" w:line="240" w:lineRule="auto"/>
-      </w:pPr>
-      <w:r>
-        <w:rPr>
-          <w:rFonts w:ascii="Times New Roman" w:hAnsi="Times New Roman"/>
-          <w:sz w:val="22"/>
-        </w:rPr>
-        <w:t>subject tothefollowing specialprovisions:my agentshall not have theauthorityto</w:t>
-      </w:r>
-    </w:p>
-    <w:p>
-      <w:pPr>
-        <w:spacing w:after="40" w:line="240" w:lineRule="auto"/>
-      </w:pPr>
-      <w:r>
-        <w:rPr>
-          <w:rFonts w:ascii="Times New Roman" w:hAnsi="Times New Roman"/>
-          <w:sz w:val="22"/>
-        </w:rPr>
-        <w:t>(Initial)</w:t>
-      </w:r>
-    </w:p>
-    <w:p>
-      <w:pPr>
-        <w:spacing w:after="40" w:line="240" w:lineRule="auto"/>
-      </w:pPr>
-      <w:r>
-        <w:rPr>
-          <w:rFonts w:ascii="Times New Roman" w:hAnsi="Times New Roman"/>
-          <w:sz w:val="22"/>
-        </w:rPr>
-        <w:t>authorizetheadministrationofelectroconvulsivetreatment(ECT)commonly</w:t>
-      </w:r>
-    </w:p>
-    <w:p>
-      <w:pPr>
-        <w:spacing w:after="40" w:line="240" w:lineRule="auto"/>
-      </w:pPr>
-      <w:r>
-        <w:rPr>
-          <w:rFonts w:ascii="Times New Roman" w:hAnsi="Times New Roman"/>
-          <w:sz w:val="22"/>
-        </w:rPr>
-        <w:t>referredtoas"shocktreatment."</w:t>
-      </w:r>
-    </w:p>
-    <w:p/>
-    <w:p>
-      <w:pPr>
-        <w:spacing w:after="40" w:line="240" w:lineRule="auto"/>
-      </w:pPr>
-      <w:r>
-        <w:rPr>
-          <w:rFonts w:ascii="Times New Roman" w:hAnsi="Times New Roman"/>
-          <w:sz w:val="22"/>
-        </w:rPr>
-        <w:t>AdvanceInstructionforMental HealthTreatment.Becauseyourhealthcareagent's</w:t>
-      </w:r>
-    </w:p>
-    <w:p>
-      <w:pPr>
-        <w:spacing w:after="40" w:line="240" w:lineRule="auto"/>
-      </w:pPr>
-      <w:r>
-        <w:rPr>
-          <w:rFonts w:ascii="Times New Roman" w:hAnsi="Times New Roman"/>
-          <w:sz w:val="22"/>
-        </w:rPr>
-        <w:t>decisionsmustbeconsistentwithanystatementsyouhaveexpressedinan</w:t>
-      </w:r>
-    </w:p>
-    <w:p>
-      <w:pPr>
-        <w:spacing w:after="40" w:line="240" w:lineRule="auto"/>
-      </w:pPr>
-      <w:r>
-        <w:rPr>
-          <w:rFonts w:ascii="Times New Roman" w:hAnsi="Times New Roman"/>
-          <w:sz w:val="22"/>
-        </w:rPr>
-        <w:t>advanceinstruction,youshouldindicateherewhetheryouhaveexecuted an</w:t>
-      </w:r>
-    </w:p>
-    <w:p>
-      <w:pPr>
-        <w:spacing w:after="40" w:line="240" w:lineRule="auto"/>
-      </w:pPr>
-      <w:r>
-        <w:rPr>
-          <w:rFonts w:ascii="Times New Roman" w:hAnsi="Times New Roman"/>
-          <w:sz w:val="22"/>
-        </w:rPr>
-        <w:t>(Initial)</w:t>
-      </w:r>
-    </w:p>
-    <w:p>
-      <w:pPr>
-        <w:spacing w:after="40" w:line="240" w:lineRule="auto"/>
-      </w:pPr>
-      <w:r>
-        <w:rPr>
-          <w:rFonts w:ascii="Times New Roman" w:hAnsi="Times New Roman"/>
-          <w:sz w:val="22"/>
-        </w:rPr>
-        <w:t>advanceinstructionformentalhealthtreatment:</w:t>
-      </w:r>
-    </w:p>
-    <w:p/>
-    <w:p>
-      <w:pPr>
-        <w:spacing w:after="40" w:line="240" w:lineRule="auto"/>
-      </w:pPr>
-      <w:r>
-        <w:rPr>
-          <w:rFonts w:ascii="Times New Roman" w:hAnsi="Times New Roman"/>
-          <w:sz w:val="22"/>
-        </w:rPr>
-        <w:t>E.AutopsyandDispositionofRemains.Inexercising theauthoritytomakedecisions</w:t>
-      </w:r>
-    </w:p>
-    <w:p>
-      <w:pPr>
-        <w:spacing w:after="40" w:line="240" w:lineRule="auto"/>
-      </w:pPr>
-      <w:r>
-        <w:rPr>
-          <w:rFonts w:ascii="Times New Roman" w:hAnsi="Times New Roman"/>
-          <w:sz w:val="22"/>
-        </w:rPr>
-        <w:t>regarding autopsyanddispositionofremainsonmybehalf,theauthorityofmy</w:t>
-      </w:r>
-    </w:p>
-    <w:p/>
-    <w:p>
-      <w:pPr>
-        <w:spacing w:after="40" w:line="240" w:lineRule="auto"/>
-      </w:pPr>
-      <w:r>
-        <w:rPr>
-          <w:rFonts w:ascii="Times New Roman" w:hAnsi="Times New Roman"/>
-          <w:sz w:val="22"/>
-        </w:rPr>
-        <w:t>and an autopsy isneeded todetermine thecauseof death.</w:t>
-      </w:r>
-    </w:p>
-    <w:p>
-      <w:pPr>
-        <w:spacing w:after="40" w:line="240" w:lineRule="auto"/>
-      </w:pPr>
-      <w:r>
-        <w:rPr>
-          <w:rFonts w:ascii="Times New Roman" w:hAnsi="Times New Roman"/>
-          <w:sz w:val="22"/>
-        </w:rPr>
-        <w:t>(Initial)</w:t>
-      </w:r>
-    </w:p>
-    <w:p/>
-    <w:p>
-      <w:pPr>
-        <w:spacing w:after="40" w:line="240" w:lineRule="auto"/>
-      </w:pPr>
-      <w:r>
-        <w:rPr>
-          <w:rFonts w:ascii="Times New Roman" w:hAnsi="Times New Roman"/>
-          <w:sz w:val="22"/>
-        </w:rPr>
-        <w:t>HealthCarePower ofAttorney of JeanetteWilsonHollinger</w:t>
-      </w:r>
-    </w:p>
-    <w:p/>
-    <w:p>
-      <w:pPr>
-        <w:spacing w:after="40" w:line="240" w:lineRule="auto"/>
-      </w:pPr>
-      <w:r>
-        <w:rPr>
-          <w:rFonts w:ascii="Times New Roman" w:hAnsi="Times New Roman"/>
-          <w:sz w:val="22"/>
-        </w:rPr>
-        <w:t>Page 3of6</w:t>
-      </w:r>
-    </w:p>
-    <w:p>
-      <w:r>
-        <w:br w:type="page"/>
-      </w:r>
-    </w:p>
-    <w:p>
-      <w:pPr>
-        <w:spacing w:after="40" w:line="240" w:lineRule="auto"/>
-      </w:pPr>
-      <w:r>
-        <w:rPr>
-          <w:rFonts w:ascii="Times New Roman" w:hAnsi="Times New Roman"/>
-          <w:sz w:val="22"/>
-        </w:rPr>
-        <w:t>6.OrganDonation.</w:t>
-      </w:r>
-    </w:p>
-    <w:p/>
-    <w:p>
-      <w:pPr>
-        <w:spacing w:after="40" w:line="240" w:lineRule="auto"/>
-      </w:pPr>
-      <w:r>
-        <w:rPr>
-          <w:rFonts w:ascii="Times New Roman" w:hAnsi="Times New Roman"/>
-          <w:sz w:val="22"/>
-        </w:rPr>
-        <w:t>TotheextentIhavenotalreadymadevalid andenforceablearrangementsduringmylifetimethathave</w:t>
-      </w:r>
-    </w:p>
-    <w:p>
-      <w:pPr>
-        <w:spacing w:after="40" w:line="240" w:lineRule="auto"/>
-      </w:pPr>
-      <w:r>
-        <w:rPr>
-          <w:rFonts w:ascii="Times New Roman" w:hAnsi="Times New Roman"/>
-          <w:sz w:val="22"/>
-        </w:rPr>
-        <w:t>notbeenrevoked,myhealthcareagentmayexerciseanyrightImayhaveto:</w:t>
-      </w:r>
-    </w:p>
-    <w:p/>
-    <w:p>
-      <w:pPr>
-        <w:spacing w:after="40" w:line="240" w:lineRule="auto"/>
-      </w:pPr>
-      <w:r>
-        <w:rPr>
-          <w:rFonts w:ascii="Times New Roman" w:hAnsi="Times New Roman"/>
-          <w:sz w:val="22"/>
-        </w:rPr>
-        <w:t>donateanyneededorgans orparts;or</w:t>
-      </w:r>
-    </w:p>
-    <w:p>
-      <w:pPr>
-        <w:spacing w:after="40" w:line="240" w:lineRule="auto"/>
-      </w:pPr>
-      <w:r>
-        <w:rPr>
-          <w:rFonts w:ascii="Times New Roman" w:hAnsi="Times New Roman"/>
-          <w:sz w:val="22"/>
-        </w:rPr>
-        <w:t>(Initial)</w:t>
-      </w:r>
-    </w:p>
-    <w:p/>
-    <w:p>
-      <w:pPr>
-        <w:spacing w:after="40" w:line="240" w:lineRule="auto"/>
-      </w:pPr>
-      <w:r>
-        <w:rPr>
-          <w:rFonts w:ascii="Times New Roman" w:hAnsi="Times New Roman"/>
-          <w:sz w:val="22"/>
-        </w:rPr>
-        <w:t>donateonly thefollowing organs orparts:</w:t>
-      </w:r>
-    </w:p>
-    <w:p>
-      <w:pPr>
-        <w:spacing w:after="40" w:line="240" w:lineRule="auto"/>
-      </w:pPr>
-      <w:r>
-        <w:rPr>
-          <w:rFonts w:ascii="Times New Roman" w:hAnsi="Times New Roman"/>
-          <w:sz w:val="22"/>
-        </w:rPr>
-        <w:t>(Initial)</w:t>
-      </w:r>
-    </w:p>
-    <w:p>
-      <w:pPr>
-        <w:spacing w:after="40" w:line="240" w:lineRule="auto"/>
-        <w:jc w:val="center"/>
-      </w:pPr>
-      <w:r>
-        <w:rPr>
-          <w:rFonts w:ascii="Times New Roman" w:hAnsi="Times New Roman"/>
-          <w:b/>
-          <w:sz w:val="22"/>
-        </w:rPr>
-        <w:t>NOTE:DONOTINITIALBOTHBLOCKSABOVE.</w:t>
-      </w:r>
-    </w:p>
-    <w:p/>
-    <w:p>
-      <w:pPr>
-        <w:spacing w:after="40" w:line="240" w:lineRule="auto"/>
-      </w:pPr>
-      <w:r>
-        <w:rPr>
-          <w:rFonts w:ascii="Times New Roman" w:hAnsi="Times New Roman"/>
-          <w:sz w:val="22"/>
-        </w:rPr>
-        <w:t>donatemybodyforanatomicalstudyifneeded.</w:t>
-      </w:r>
-    </w:p>
-    <w:p>
-      <w:pPr>
-        <w:spacing w:after="40" w:line="240" w:lineRule="auto"/>
-      </w:pPr>
-      <w:r>
-        <w:rPr>
-          <w:rFonts w:ascii="Times New Roman" w:hAnsi="Times New Roman"/>
-          <w:sz w:val="22"/>
-        </w:rPr>
-        <w:t>(Initial)</w:t>
-      </w:r>
-    </w:p>
-    <w:p>
-      <w:pPr>
-        <w:spacing w:after="40" w:line="240" w:lineRule="auto"/>
-      </w:pPr>
-      <w:r>
-        <w:rPr>
-          <w:rFonts w:ascii="Times New Roman" w:hAnsi="Times New Roman"/>
-          <w:sz w:val="22"/>
-        </w:rPr>
-        <w:t>Inexercisingtheauthoritytomakedonations,myhealthcareagentissubjecttothe</w:t>
-      </w:r>
-    </w:p>
-    <w:p>
-      <w:pPr>
-        <w:spacing w:after="40" w:line="240" w:lineRule="auto"/>
-      </w:pPr>
-      <w:r>
-        <w:rPr>
-          <w:rFonts w:ascii="Times New Roman" w:hAnsi="Times New Roman"/>
-          <w:sz w:val="22"/>
-        </w:rPr>
-        <w:t>followingspecialprovisionsand limitations:(Hereyoumay include anyspecific</w:t>
-      </w:r>
-    </w:p>
-    <w:p>
-      <w:pPr>
-        <w:spacing w:after="40" w:line="240" w:lineRule="auto"/>
-      </w:pPr>
-      <w:r>
-        <w:rPr>
-          <w:rFonts w:ascii="Times New Roman" w:hAnsi="Times New Roman"/>
-          <w:sz w:val="22"/>
-        </w:rPr>
-        <w:t>limitationsyoudeemappropriatesuchas:limitingthegrantofauthorityandthescope</w:t>
-      </w:r>
-    </w:p>
-    <w:p>
-      <w:pPr>
-        <w:spacing w:after="40" w:line="240" w:lineRule="auto"/>
-      </w:pPr>
-      <w:r>
-        <w:rPr>
-          <w:rFonts w:ascii="Times New Roman" w:hAnsi="Times New Roman"/>
-          <w:sz w:val="22"/>
-        </w:rPr>
-        <w:t>of authority,orinstructionsregarding gifts of thebodyorbody parts):</w:t>
-      </w:r>
-    </w:p>
-    <w:p>
-      <w:pPr>
-        <w:spacing w:after="40" w:line="240" w:lineRule="auto"/>
-      </w:pPr>
-      <w:r>
-        <w:rPr>
-          <w:rFonts w:ascii="Times New Roman" w:hAnsi="Times New Roman"/>
-          <w:sz w:val="22"/>
-        </w:rPr>
-        <w:t>(Initial)</w:t>
-      </w:r>
-    </w:p>
-    <w:p>
-      <w:pPr>
-        <w:spacing w:after="40" w:line="240" w:lineRule="auto"/>
-      </w:pPr>
-      <w:r>
-        <w:rPr>
-          <w:rFonts w:ascii="Times New Roman" w:hAnsi="Times New Roman"/>
-          <w:sz w:val="22"/>
-        </w:rPr>
-        <w:t>NOTE:DONOTinitialunlessyouinsertalimitation.</w:t>
-      </w:r>
-    </w:p>
-    <w:p>
-      <w:pPr>
-        <w:spacing w:after="40" w:line="240" w:lineRule="auto"/>
-        <w:jc w:val="center"/>
-      </w:pPr>
-      <w:r>
-        <w:rPr>
-          <w:rFonts w:ascii="Times New Roman" w:hAnsi="Times New Roman"/>
-          <w:b/>
-          <w:sz w:val="22"/>
-        </w:rPr>
-        <w:t>NOTE:NOAUTHORITYFORORGANDONATIONISGRANTEDINTHISINSTRUMENT</w:t>
-      </w:r>
-    </w:p>
-    <w:p>
-      <w:pPr>
-        <w:spacing w:after="40" w:line="240" w:lineRule="auto"/>
-        <w:jc w:val="center"/>
-      </w:pPr>
-      <w:r>
-        <w:rPr>
-          <w:rFonts w:ascii="Times New Roman" w:hAnsi="Times New Roman"/>
-          <w:b/>
-          <w:sz w:val="22"/>
-        </w:rPr>
-        <w:t>WITHOUTYOURINITIALS.</w:t>
-      </w:r>
-    </w:p>
-    <w:p>
-      <w:pPr>
-        <w:spacing w:after="40"/>
-      </w:pPr>
-      <w:r>
-        <w:rPr>
-          <w:rFonts w:ascii="Times New Roman" w:hAnsi="Times New Roman"/>
-          <w:sz w:val="22"/>
-        </w:rPr>
-        <w:t>__________________________________________</w:t>
-      </w:r>
-    </w:p>
-    <w:p>
-      <w:pPr>
-        <w:spacing w:after="40" w:line="240" w:lineRule="auto"/>
-      </w:pPr>
-      <w:r>
-        <w:rPr>
-          <w:rFonts w:ascii="Times New Roman" w:hAnsi="Times New Roman"/>
-          <w:sz w:val="22"/>
-        </w:rPr>
-        <w:t>7.GuardianshipProvision.</w:t>
-      </w:r>
-    </w:p>
-    <w:p/>
-    <w:p>
-      <w:pPr>
-        <w:spacing w:after="40" w:line="240" w:lineRule="auto"/>
-      </w:pPr>
-      <w:r>
-        <w:rPr>
-          <w:rFonts w:ascii="Times New Roman" w:hAnsi="Times New Roman"/>
-          <w:sz w:val="22"/>
-        </w:rPr>
-        <w:t>If itbecomesnecessaryforacourttoappointaguardianofmyperson,Inominatethepersons</w:t>
-      </w:r>
-    </w:p>
-    <w:p>
-      <w:pPr>
-        <w:spacing w:after="40" w:line="240" w:lineRule="auto"/>
-      </w:pPr>
-      <w:r>
-        <w:rPr>
-          <w:rFonts w:ascii="Times New Roman" w:hAnsi="Times New Roman"/>
-          <w:sz w:val="22"/>
-        </w:rPr>
-        <w:t>designatedinSection1,intheordernamed,tobetheguardianofmyperson，toservewithoutbond</w:t>
-      </w:r>
-    </w:p>
-    <w:p>
-      <w:pPr>
-        <w:spacing w:after="40" w:line="240" w:lineRule="auto"/>
-      </w:pPr>
-      <w:r>
-        <w:rPr>
-          <w:rFonts w:ascii="Times New Roman" w:hAnsi="Times New Roman"/>
-          <w:sz w:val="22"/>
-        </w:rPr>
-        <w:t>or security.The guardian shallact consistently with G.S.35A-1201(a)(5).</w:t>
-      </w:r>
-    </w:p>
-    <w:p>
-      <w:pPr>
-        <w:spacing w:after="40" w:line="240" w:lineRule="auto"/>
-      </w:pPr>
-      <w:r>
-        <w:rPr>
-          <w:rFonts w:ascii="Times New Roman" w:hAnsi="Times New Roman"/>
-          <w:sz w:val="22"/>
-        </w:rPr>
-        <w:t>8.RelianceofThirdPartiesonHealthCareAgent.</w:t>
-      </w:r>
-    </w:p>
-    <w:p/>
-    <w:p>
-      <w:pPr>
-        <w:spacing w:after="40" w:line="240" w:lineRule="auto"/>
-      </w:pPr>
-      <w:r>
-        <w:rPr>
-          <w:rFonts w:ascii="Times New Roman" w:hAnsi="Times New Roman"/>
-          <w:sz w:val="22"/>
-        </w:rPr>
-        <w:t>A.Noperson who relies in good faith upon the authority of or any representationsby myhealth care</w:t>
-      </w:r>
-    </w:p>
-    <w:p>
-      <w:pPr>
-        <w:spacing w:after="40" w:line="240" w:lineRule="auto"/>
-      </w:pPr>
-      <w:r>
-        <w:rPr>
-          <w:rFonts w:ascii="Times New Roman" w:hAnsi="Times New Roman"/>
-          <w:sz w:val="22"/>
-        </w:rPr>
-        <w:t>agentshallbeliabletome,myestate,myheirs,successors,assigns,orersonal</w:t>
-      </w:r>
-    </w:p>
-    <w:p>
-      <w:pPr>
-        <w:spacing w:after="40" w:line="240" w:lineRule="auto"/>
-      </w:pPr>
-      <w:r>
-        <w:rPr>
-          <w:rFonts w:ascii="Times New Roman" w:hAnsi="Times New Roman"/>
-          <w:sz w:val="22"/>
-        </w:rPr>
-        <w:t>representatives,foractionsoromissionsinrelianceonthatauthorityorthpserepresentations.</w:t>
-      </w:r>
-    </w:p>
-    <w:p>
-      <w:pPr>
-        <w:spacing w:after="40" w:line="240" w:lineRule="auto"/>
-      </w:pPr>
-      <w:r>
-        <w:rPr>
-          <w:rFonts w:ascii="Times New Roman" w:hAnsi="Times New Roman"/>
-          <w:sz w:val="22"/>
-        </w:rPr>
-        <w:t>B.Thepowersconferredonmyhealthcareagentbythisdocumentmaybeexercisedbymyhealth</w:t>
-      </w:r>
-    </w:p>
-    <w:p>
-      <w:pPr>
-        <w:spacing w:after="40" w:line="240" w:lineRule="auto"/>
-      </w:pPr>
-      <w:r>
-        <w:rPr>
-          <w:rFonts w:ascii="Times New Roman" w:hAnsi="Times New Roman"/>
-          <w:sz w:val="22"/>
-        </w:rPr>
-        <w:t>careagentalone,andmyhealthcareagent'ssignatureoractiontakenundertheauthority</w:t>
-      </w:r>
-    </w:p>
-    <w:p>
-      <w:pPr>
-        <w:spacing w:after="40"/>
-      </w:pPr>
-      <w:r>
-        <w:rPr>
-          <w:rFonts w:ascii="Times New Roman" w:hAnsi="Times New Roman"/>
-          <w:sz w:val="22"/>
-        </w:rPr>
-        <w:t>__________________________________________</w:t>
-      </w:r>
-    </w:p>
-    <w:p>
-      <w:pPr>
-        <w:spacing w:after="40" w:line="240" w:lineRule="auto"/>
-      </w:pPr>
-      <w:r>
-        <w:rPr>
-          <w:rFonts w:ascii="Times New Roman" w:hAnsi="Times New Roman"/>
-          <w:sz w:val="22"/>
-        </w:rPr>
-        <w:t>granted inthisdocumentmaybeacceptedbypersons asfullyauthorized byme andwiththe</w:t>
-      </w:r>
-    </w:p>
-    <w:p>
-      <w:pPr>
-        <w:spacing w:after="40" w:line="240" w:lineRule="auto"/>
-      </w:pPr>
-      <w:r>
-        <w:rPr>
-          <w:rFonts w:ascii="Times New Roman" w:hAnsi="Times New Roman"/>
-          <w:sz w:val="22"/>
-        </w:rPr>
-        <w:t>sameforceandeffectasifIwerepersonallypresent,competent,andactingonmyownbehalf.</w:t>
-      </w:r>
-    </w:p>
-    <w:p>
-      <w:pPr>
-        <w:spacing w:after="40" w:line="240" w:lineRule="auto"/>
-      </w:pPr>
-      <w:r>
-        <w:rPr>
-          <w:rFonts w:ascii="Times New Roman" w:hAnsi="Times New Roman"/>
-          <w:sz w:val="22"/>
-        </w:rPr>
-        <w:t>donewithmyconsentandshallhavethesamevalidityandeffectasifIwerepresentand</w:t>
-      </w:r>
-    </w:p>
-    <w:p/>
-    <w:p>
-      <w:pPr>
-        <w:spacing w:after="40" w:line="240" w:lineRule="auto"/>
-      </w:pPr>
-      <w:r>
-        <w:rPr>
-          <w:rFonts w:ascii="Times New Roman" w:hAnsi="Times New Roman"/>
-          <w:sz w:val="22"/>
-        </w:rPr>
-        <w:t>pursuanttothispowerofattorneyshallbesuperiortoandbindinguponmyfamily,relatives,</w:t>
-      </w:r>
-    </w:p>
-    <w:p>
-      <w:pPr>
-        <w:spacing w:after="40" w:line="240" w:lineRule="auto"/>
-      </w:pPr>
-      <w:r>
-        <w:rPr>
-          <w:rFonts w:ascii="Times New Roman" w:hAnsi="Times New Roman"/>
-          <w:sz w:val="22"/>
-        </w:rPr>
-        <w:t>friends,andothers.</w:t>
-      </w:r>
-    </w:p>
-    <w:p/>
-    <w:p>
-      <w:pPr>
-        <w:spacing w:after="40" w:line="240" w:lineRule="auto"/>
-      </w:pPr>
-      <w:r>
-        <w:rPr>
-          <w:rFonts w:ascii="Times New Roman" w:hAnsi="Times New Roman"/>
-          <w:sz w:val="22"/>
-        </w:rPr>
-        <w:t>HealthCarePowerofAttorneyof JeanetteWilsonHollinger</w:t>
-      </w:r>
-    </w:p>
-    <w:p/>
-    <w:p>
-      <w:pPr>
-        <w:spacing w:after="40" w:line="240" w:lineRule="auto"/>
-      </w:pPr>
-      <w:r>
-        <w:rPr>
-          <w:rFonts w:ascii="Times New Roman" w:hAnsi="Times New Roman"/>
-          <w:sz w:val="22"/>
-        </w:rPr>
-        <w:t>Page 4 of6</w:t>
-      </w:r>
-    </w:p>
-    <w:p>
-      <w:r>
-        <w:br w:type="page"/>
-      </w:r>
-    </w:p>
-    <w:p>
-      <w:pPr>
-        <w:spacing w:after="40" w:line="240" w:lineRule="auto"/>
-      </w:pPr>
-      <w:r>
-        <w:rPr>
-          <w:rFonts w:ascii="Times New Roman" w:hAnsi="Times New Roman"/>
-          <w:sz w:val="22"/>
-        </w:rPr>
-        <w:t>9.MiscellaneousProvisions.</w:t>
-      </w:r>
-    </w:p>
-    <w:p/>
-    <w:p>
-      <w:pPr>
-        <w:spacing w:after="40" w:line="240" w:lineRule="auto"/>
-      </w:pPr>
-      <w:r>
-        <w:rPr>
-          <w:rFonts w:ascii="Times New Roman" w:hAnsi="Times New Roman"/>
-          <w:sz w:val="22"/>
-        </w:rPr>
-        <w:t>A.Revocation ofPriorPowersofAttorney.Irevoke anypriorhealthcarepowerofattorney.The</w:t>
-      </w:r>
-    </w:p>
-    <w:p>
-      <w:pPr>
-        <w:spacing w:after="40" w:line="240" w:lineRule="auto"/>
-      </w:pPr>
-      <w:r>
-        <w:rPr>
-          <w:rFonts w:ascii="Times New Roman" w:hAnsi="Times New Roman"/>
-          <w:sz w:val="22"/>
-        </w:rPr>
-        <w:t>provisionsofwhichmayrelatetohealthcare;however,thispowerof attorneyshalltake</w:t>
-      </w:r>
-    </w:p>
-    <w:p>
-      <w:pPr>
-        <w:spacing w:after="40" w:line="240" w:lineRule="auto"/>
-      </w:pPr>
-      <w:r>
-        <w:rPr>
-          <w:rFonts w:ascii="Times New Roman" w:hAnsi="Times New Roman"/>
-          <w:sz w:val="22"/>
-        </w:rPr>
-        <w:t>precedenceoveranyhealthcareprovisionsinanyvalidgeneralpowerofattorneyIhavenot</w:t>
-      </w:r>
-    </w:p>
-    <w:p>
-      <w:pPr>
-        <w:spacing w:after="40" w:line="240" w:lineRule="auto"/>
-      </w:pPr>
-      <w:r>
-        <w:rPr>
-          <w:rFonts w:ascii="Times New Roman" w:hAnsi="Times New Roman"/>
-          <w:sz w:val="22"/>
-        </w:rPr>
-        <w:t>revoked.</w:t>
-      </w:r>
-    </w:p>
-    <w:p/>
-    <w:p>
-      <w:pPr>
-        <w:spacing w:after="40" w:line="240" w:lineRule="auto"/>
-      </w:pPr>
-      <w:r>
-        <w:rPr>
-          <w:rFonts w:ascii="Times New Roman" w:hAnsi="Times New Roman"/>
-          <w:sz w:val="22"/>
-        </w:rPr>
-        <w:t>B.Jurisdiction,Severability andDurability.ThisHealthCarePowerofAttorneyis intended tobe</w:t>
-      </w:r>
-    </w:p>
-    <w:p>
-      <w:pPr>
-        <w:spacing w:after="40" w:line="240" w:lineRule="auto"/>
-      </w:pPr>
-      <w:r>
-        <w:rPr>
-          <w:rFonts w:ascii="Times New Roman" w:hAnsi="Times New Roman"/>
-          <w:sz w:val="22"/>
-        </w:rPr>
-        <w:t>validinanyjurisdictioninwhichitispresented.Thepowersdelegateduhderthispowerof</w:t>
-      </w:r>
-    </w:p>
-    <w:p>
-      <w:pPr>
-        <w:spacing w:after="40" w:line="240" w:lineRule="auto"/>
-      </w:pPr>
-      <w:r>
-        <w:rPr>
-          <w:rFonts w:ascii="Times New Roman" w:hAnsi="Times New Roman"/>
-          <w:sz w:val="22"/>
-        </w:rPr>
-        <w:t>attorneyareseverable,sothat theinvalidityof oneormorepowersshallnotaffectanyothers.</w:t>
-      </w:r>
-    </w:p>
-    <w:p/>
-    <w:p>
-      <w:pPr>
-        <w:spacing w:after="40" w:line="240" w:lineRule="auto"/>
-      </w:pPr>
-      <w:r>
-        <w:rPr>
-          <w:rFonts w:ascii="Times New Roman" w:hAnsi="Times New Roman"/>
-          <w:sz w:val="22"/>
-        </w:rPr>
-        <w:t>C.HealthCareAgent Not Liable.Myheaith care agent and my health care agent's estate,heirs,</w:t>
-      </w:r>
-    </w:p>
-    <w:p>
-      <w:pPr>
-        <w:spacing w:after="40" w:line="240" w:lineRule="auto"/>
-      </w:pPr>
-      <w:r>
-        <w:rPr>
-          <w:rFonts w:ascii="Times New Roman" w:hAnsi="Times New Roman"/>
-          <w:sz w:val="22"/>
-        </w:rPr>
-        <w:t>successors,andassignsareherebyreleasedandforeverdischargedbyme,myestate,myheirs,</w:t>
-      </w:r>
-    </w:p>
-    <w:p>
-      <w:pPr>
-        <w:spacing w:after="40" w:line="240" w:lineRule="auto"/>
-      </w:pPr>
-      <w:r>
-        <w:rPr>
-          <w:rFonts w:ascii="Times New Roman" w:hAnsi="Times New Roman"/>
-          <w:sz w:val="22"/>
-        </w:rPr>
-        <w:t>successors,assignsandpersonalrepresentativesfromalliabilityandfromallclaimsordemands</w:t>
-      </w:r>
-    </w:p>
-    <w:p>
-      <w:pPr>
-        <w:spacing w:after="40" w:line="240" w:lineRule="auto"/>
-      </w:pPr>
-      <w:r>
-        <w:rPr>
-          <w:rFonts w:ascii="Times New Roman" w:hAnsi="Times New Roman"/>
-          <w:sz w:val="22"/>
-        </w:rPr>
-        <w:t>agent'swillful misconductorgrossnegligence.</w:t>
-      </w:r>
-    </w:p>
-    <w:p/>
-    <w:p>
-      <w:pPr>
-        <w:spacing w:after="40" w:line="240" w:lineRule="auto"/>
-      </w:pPr>
-      <w:r>
-        <w:rPr>
-          <w:rFonts w:ascii="Times New Roman" w:hAnsi="Times New Roman"/>
-          <w:sz w:val="22"/>
-        </w:rPr>
-        <w:t>pursuanttothisHealthCarePowerofAttorneyshallbeconsideredsuicidenorthecauseofmy</w:t>
-      </w:r>
-    </w:p>
-    <w:p>
-      <w:pPr>
-        <w:spacing w:after="40" w:line="240" w:lineRule="auto"/>
-      </w:pPr>
-      <w:r>
-        <w:rPr>
-          <w:rFonts w:ascii="Times New Roman" w:hAnsi="Times New Roman"/>
-          <w:sz w:val="22"/>
-        </w:rPr>
-        <w:t>deathforanycivil orcriminal purposes,norshallitbeconsidered unprofessional conductoras</w:t>
-      </w:r>
-    </w:p>
-    <w:p>
-      <w:pPr>
-        <w:spacing w:after="40" w:line="240" w:lineRule="auto"/>
-      </w:pPr>
-      <w:r>
-        <w:rPr>
-          <w:rFonts w:ascii="Times New Roman" w:hAnsi="Times New Roman"/>
-          <w:sz w:val="22"/>
-        </w:rPr>
-        <w:t>lackofprofessional competence.Anyperson,entity,institution,orfacilityagainstwhomcriminal</w:t>
-      </w:r>
-    </w:p>
-    <w:p>
-      <w:pPr>
-        <w:spacing w:after="40" w:line="240" w:lineRule="auto"/>
-      </w:pPr>
-      <w:r>
-        <w:rPr>
-          <w:rFonts w:ascii="Times New Roman" w:hAnsi="Times New Roman"/>
-          <w:sz w:val="22"/>
-        </w:rPr>
-        <w:t>orciviliabilityisassertedbecauseof conductauthorizedbythisHealthCarePowerofAttorney</w:t>
-      </w:r>
-    </w:p>
-    <w:p>
-      <w:pPr>
-        <w:spacing w:after="40" w:line="240" w:lineRule="auto"/>
-      </w:pPr>
-      <w:r>
-        <w:rPr>
-          <w:rFonts w:ascii="Times New Roman" w:hAnsi="Times New Roman"/>
-          <w:sz w:val="22"/>
-        </w:rPr>
-        <w:t>mayinterposethisdocumentasadefense.</w:t>
-      </w:r>
-    </w:p>
-    <w:p>
-      <w:pPr>
-        <w:spacing w:after="40" w:line="240" w:lineRule="auto"/>
-      </w:pPr>
-      <w:r>
-        <w:rPr>
-          <w:rFonts w:ascii="Times New Roman" w:hAnsi="Times New Roman"/>
-          <w:sz w:val="22"/>
-        </w:rPr>
-        <w:t>E.Reimbursement.Myhealthcare agent shallbeentitled toreimbursement forallreasonable</w:t>
-      </w:r>
-    </w:p>
-    <w:p>
-      <w:pPr>
-        <w:spacing w:after="40" w:line="240" w:lineRule="auto"/>
-      </w:pPr>
-      <w:r>
-        <w:rPr>
-          <w:rFonts w:ascii="Times New Roman" w:hAnsi="Times New Roman"/>
-          <w:sz w:val="22"/>
-        </w:rPr>
-        <w:t>expensesincurredasaresultofcarryingoutanyprovisionofthisdirective.</w:t>
-      </w:r>
-    </w:p>
-    <w:p/>
-    <w:p>
-      <w:pPr>
-        <w:spacing w:after="40" w:line="240" w:lineRule="auto"/>
-      </w:pPr>
-      <w:r>
-        <w:rPr>
-          <w:rFonts w:ascii="Times New Roman" w:hAnsi="Times New Roman"/>
-          <w:sz w:val="22"/>
-        </w:rPr>
-        <w:t>Bysigninghere,IindicatethatIammentallyalertandcompetent,fullyinformed astothecontentsof this</w:t>
-      </w:r>
-    </w:p>
-    <w:p/>
-    <w:p>
-      <w:pPr>
-        <w:spacing w:after="40" w:line="240" w:lineRule="auto"/>
-      </w:pPr>
-      <w:r>
-        <w:rPr>
-          <w:rFonts w:ascii="Times New Roman" w:hAnsi="Times New Roman"/>
-          <w:sz w:val="22"/>
-        </w:rPr>
-        <w:t>This theday of June 2023.</w:t>
-      </w:r>
-    </w:p>
-    <w:p/>
-    <w:p>
-      <w:pPr>
-        <w:spacing w:after="40" w:line="240" w:lineRule="auto"/>
-      </w:pPr>
-      <w:r>
-        <w:rPr>
-          <w:rFonts w:ascii="Times New Roman" w:hAnsi="Times New Roman"/>
-          <w:sz w:val="22"/>
-        </w:rPr>
-        <w:t>aatuWsm Kta(sEAL)</w:t>
-      </w:r>
-    </w:p>
-    <w:p>
-      <w:pPr>
-        <w:spacing w:after="40" w:line="240" w:lineRule="auto"/>
-      </w:pPr>
-      <w:r>
-        <w:rPr>
-          <w:rFonts w:ascii="Times New Roman" w:hAnsi="Times New Roman"/>
-          <w:sz w:val="22"/>
-        </w:rPr>
-        <w:t>JeanetteWilsonHollinger</w:t>
-      </w:r>
-    </w:p>
-    <w:p/>
-    <w:p>
-      <w:pPr>
-        <w:spacing w:after="40" w:line="240" w:lineRule="auto"/>
-      </w:pPr>
-      <w:r>
-        <w:rPr>
-          <w:rFonts w:ascii="Times New Roman" w:hAnsi="Times New Roman"/>
-          <w:sz w:val="22"/>
-        </w:rPr>
-        <w:t>HealthCarePowerofAttorneyof JeanetteWilsonHollinger</w:t>
-      </w:r>
-    </w:p>
-    <w:p/>
-    <w:p>
-      <w:pPr>
-        <w:spacing w:after="40" w:line="240" w:lineRule="auto"/>
-      </w:pPr>
-      <w:r>
-        <w:rPr>
-          <w:rFonts w:ascii="Times New Roman" w:hAnsi="Times New Roman"/>
-          <w:sz w:val="22"/>
-        </w:rPr>
-        <w:t>Page 5of6</w:t>
-      </w:r>
-    </w:p>
-    <w:p>
-      <w:r>
-        <w:br w:type="page"/>
-      </w:r>
-    </w:p>
-    <w:p>
-      <w:pPr>
-        <w:spacing w:after="40" w:line="240" w:lineRule="auto"/>
-      </w:pPr>
-      <w:r>
-        <w:rPr>
-          <w:rFonts w:ascii="Times New Roman" w:hAnsi="Times New Roman"/>
-          <w:sz w:val="22"/>
-        </w:rPr>
-        <w:t>IherebystatethattheprincipalJeanetteWilsonHollinger,beingofsoundmind,signedtheforegoing</w:t>
-      </w:r>
-    </w:p>
-    <w:p>
-      <w:pPr>
-        <w:spacing w:after="40"/>
-      </w:pPr>
-      <w:r>
-        <w:rPr>
-          <w:rFonts w:ascii="Times New Roman" w:hAnsi="Times New Roman"/>
-          <w:sz w:val="22"/>
-        </w:rPr>
-        <w:t>__________________________________________</w:t>
-      </w:r>
-    </w:p>
-    <w:p>
-      <w:pPr>
-        <w:spacing w:after="40" w:line="240" w:lineRule="auto"/>
-      </w:pPr>
-      <w:r>
-        <w:rPr>
-          <w:rFonts w:ascii="Times New Roman" w:hAnsi="Times New Roman"/>
-          <w:sz w:val="22"/>
-        </w:rPr>
-        <w:t>HealthCarePowerofAttormeyinmypresence,and thatIamnotrelatedtotheprincipalbybloodor</w:t>
-      </w:r>
-    </w:p>
-    <w:p>
-      <w:pPr>
-        <w:spacing w:after="40" w:line="240" w:lineRule="auto"/>
-      </w:pPr>
-      <w:r>
-        <w:rPr>
-          <w:rFonts w:ascii="Times New Roman" w:hAnsi="Times New Roman"/>
-          <w:sz w:val="22"/>
-        </w:rPr>
-        <w:t>marriage,andIwouldnotbeentitledtoanyportionof theestateof theprincipallunderanyexistingwill or</w:t>
-      </w:r>
-    </w:p>
-    <w:p>
-      <w:pPr>
-        <w:spacing w:after="40" w:line="240" w:lineRule="auto"/>
-      </w:pPr>
-      <w:r>
-        <w:rPr>
-          <w:rFonts w:ascii="Times New Roman" w:hAnsi="Times New Roman"/>
-          <w:sz w:val="22"/>
-        </w:rPr>
-        <w:t>codicil of theprincipal oras anheirundertheIntestateSuccessionAct,if theprincipaldiedonthisdate</w:t>
-      </w:r>
-    </w:p>
-    <w:p>
-      <w:pPr>
-        <w:spacing w:after="40" w:line="240" w:lineRule="auto"/>
-      </w:pPr>
-      <w:r>
-        <w:rPr>
-          <w:rFonts w:ascii="Times New Roman" w:hAnsi="Times New Roman"/>
-          <w:sz w:val="22"/>
-        </w:rPr>
-        <w:t>withoutawill.IalsostatethatIamnottheprincipal'sattendingphysicianormentalhealthtreatment</w:t>
-      </w:r>
-    </w:p>
-    <w:p>
-      <w:pPr>
-        <w:spacing w:after="40" w:line="240" w:lineRule="auto"/>
-      </w:pPr>
-      <w:r>
-        <w:rPr>
-          <w:rFonts w:ascii="Times New Roman" w:hAnsi="Times New Roman"/>
-          <w:sz w:val="22"/>
-        </w:rPr>
-        <w:t>providerwhois(1)anemployeeof theprincipal'sattendingphysicianormental healthtreatmentprovider,</w:t>
-      </w:r>
-    </w:p>
-    <w:p>
-      <w:pPr>
-        <w:spacing w:after="40" w:line="240" w:lineRule="auto"/>
-      </w:pPr>
-      <w:r>
-        <w:rPr>
-          <w:rFonts w:ascii="Times New Roman" w:hAnsi="Times New Roman"/>
-          <w:sz w:val="22"/>
-        </w:rPr>
-        <w:t>(2)anemployeeof thehealthfacilityinwhichtheprincipalisapatient,or(3)anemployeeofanursing</w:t>
-      </w:r>
-    </w:p>
-    <w:p>
-      <w:pPr>
-        <w:spacing w:after="40" w:line="240" w:lineRule="auto"/>
-      </w:pPr>
-      <w:r>
-        <w:rPr>
-          <w:rFonts w:ascii="Times New Roman" w:hAnsi="Times New Roman"/>
-          <w:sz w:val="22"/>
-        </w:rPr>
-        <w:t>homeoranyadultcarehomewheretheprincipalresides.IfurtherstatethatIdonothaveanyclaim</w:t>
-      </w:r>
-    </w:p>
-    <w:p>
-      <w:pPr>
-        <w:spacing w:after="40" w:line="240" w:lineRule="auto"/>
-      </w:pPr>
-      <w:r>
-        <w:rPr>
-          <w:rFonts w:ascii="Times New Roman" w:hAnsi="Times New Roman"/>
-          <w:sz w:val="22"/>
-        </w:rPr>
-        <w:t>againsttheprincipalortheestateoftheprincipal.</w:t>
-      </w:r>
-    </w:p>
-    <w:p/>
-    <w:p>
-      <w:pPr>
-        <w:spacing w:after="40" w:line="240" w:lineRule="auto"/>
-      </w:pPr>
-      <w:r>
-        <w:rPr>
-          <w:rFonts w:ascii="Times New Roman" w:hAnsi="Times New Roman"/>
-          <w:sz w:val="22"/>
-        </w:rPr>
-        <w:t>Date</w:t>
-      </w:r>
-    </w:p>
-    <w:p>
-      <w:pPr>
-        <w:spacing w:after="40" w:line="240" w:lineRule="auto"/>
-      </w:pPr>
-      <w:r>
-        <w:rPr>
-          <w:rFonts w:ascii="Times New Roman" w:hAnsi="Times New Roman"/>
-          <w:sz w:val="22"/>
-        </w:rPr>
-        <w:t>MarkMclntyre,Witness</w:t>
-      </w:r>
-    </w:p>
-    <w:p>
-      <w:pPr>
-        <w:spacing w:after="40"/>
-      </w:pPr>
-      <w:r>
-        <w:rPr>
-          <w:rFonts w:ascii="Times New Roman" w:hAnsi="Times New Roman"/>
-          <w:sz w:val="22"/>
-        </w:rPr>
-        <w:t>__________________________________________</w:t>
-      </w:r>
-    </w:p>
-    <w:p/>
-    <w:p>
-      <w:pPr>
-        <w:spacing w:after="40" w:line="240" w:lineRule="auto"/>
-      </w:pPr>
-      <w:r>
-        <w:rPr>
-          <w:rFonts w:ascii="Times New Roman" w:hAnsi="Times New Roman"/>
-          <w:sz w:val="22"/>
-        </w:rPr>
-        <w:t>Date</w:t>
-      </w:r>
-    </w:p>
-    <w:p>
-      <w:pPr>
-        <w:spacing w:after="40" w:line="240" w:lineRule="auto"/>
-      </w:pPr>
-      <w:r>
-        <w:rPr>
-          <w:rFonts w:ascii="Times New Roman" w:hAnsi="Times New Roman"/>
-          <w:sz w:val="22"/>
-        </w:rPr>
-        <w:t>BenjaminBurroughs-Murray,Witness</w:t>
-      </w:r>
-    </w:p>
-    <w:p>
-      <w:pPr>
-        <w:spacing w:after="40"/>
-      </w:pPr>
-      <w:r>
-        <w:rPr>
-          <w:rFonts w:ascii="Times New Roman" w:hAnsi="Times New Roman"/>
-          <w:sz w:val="22"/>
-        </w:rPr>
-        <w:t>__________________________________________</w:t>
-      </w:r>
-    </w:p>
-    <w:p/>
-    <w:p>
-      <w:pPr>
-        <w:spacing w:after="40" w:line="240" w:lineRule="auto"/>
-        <w:jc w:val="center"/>
-      </w:pPr>
-      <w:r>
-        <w:rPr>
-          <w:rFonts w:ascii="Times New Roman" w:hAnsi="Times New Roman"/>
-          <w:b/>
-          <w:sz w:val="22"/>
-        </w:rPr>
-        <w:t>STATEOFNORTHCAROLINA</w:t>
-      </w:r>
-    </w:p>
-    <w:p>
-      <w:pPr>
-        <w:spacing w:after="40" w:line="240" w:lineRule="auto"/>
-        <w:jc w:val="center"/>
-      </w:pPr>
-      <w:r>
-        <w:rPr>
-          <w:rFonts w:ascii="Times New Roman" w:hAnsi="Times New Roman"/>
-          <w:b/>
-          <w:sz w:val="22"/>
-        </w:rPr>
-        <w:t>WAKECOUNTY</w:t>
-      </w:r>
-    </w:p>
-    <w:p/>
-    <w:p>
-      <w:pPr>
-        <w:spacing w:after="40" w:line="240" w:lineRule="auto"/>
-      </w:pPr>
-      <w:r>
-        <w:rPr>
-          <w:rFonts w:ascii="Times New Roman" w:hAnsi="Times New Roman"/>
-          <w:sz w:val="22"/>
-        </w:rPr>
-        <w:t>Swornto(oraffirmed) andsubscribedbeforemethisdaybyJeanetteWilsonHollinger,Mark</w:t>
-      </w:r>
-    </w:p>
-    <w:p>
-      <w:pPr>
-        <w:spacing w:after="40"/>
-      </w:pPr>
-      <w:r>
-        <w:rPr>
-          <w:rFonts w:ascii="Times New Roman" w:hAnsi="Times New Roman"/>
-          <w:sz w:val="22"/>
-        </w:rPr>
-        <w:t>__________________________________________</w:t>
-      </w:r>
-    </w:p>
-    <w:p>
-      <w:pPr>
-        <w:spacing w:after="40" w:line="240" w:lineRule="auto"/>
-      </w:pPr>
-      <w:r>
-        <w:rPr>
-          <w:rFonts w:ascii="Times New Roman" w:hAnsi="Times New Roman"/>
-          <w:sz w:val="22"/>
-        </w:rPr>
-        <w:t>Mclntyre and Benjamin Burroughs-Murray.</w:t>
-      </w:r>
-    </w:p>
-    <w:p>
-      <w:pPr>
-        <w:spacing w:after="40" w:line="240" w:lineRule="auto"/>
-      </w:pPr>
-      <w:r>
-        <w:rPr>
-          <w:rFonts w:ascii="Times New Roman" w:hAnsi="Times New Roman"/>
-          <w:sz w:val="22"/>
-        </w:rPr>
-        <w:t>This the_ZL_,day of June 2023.</w:t>
-      </w:r>
-    </w:p>
-    <w:p/>
-    <w:p>
-      <w:pPr>
-        <w:spacing w:after="40" w:line="240" w:lineRule="auto"/>
-      </w:pPr>
-      <w:r>
-        <w:rPr>
-          <w:rFonts w:ascii="Times New Roman" w:hAnsi="Times New Roman"/>
-          <w:sz w:val="22"/>
-        </w:rPr>
-        <w:t>A.JustinEldreth,NotaryPublic</w:t>
-      </w:r>
-    </w:p>
-    <w:p>
-      <w:pPr>
-        <w:spacing w:after="40" w:line="240" w:lineRule="auto"/>
-      </w:pPr>
-      <w:r>
-        <w:rPr>
-          <w:rFonts w:ascii="Times New Roman" w:hAnsi="Times New Roman"/>
-          <w:sz w:val="22"/>
-        </w:rPr>
-        <w:t>NotaryPublic</w:t>
-      </w:r>
-    </w:p>
-    <w:p>
-      <w:pPr>
-        <w:spacing w:after="40" w:line="240" w:lineRule="auto"/>
-      </w:pPr>
-      <w:r>
-        <w:rPr>
-          <w:rFonts w:ascii="Times New Roman" w:hAnsi="Times New Roman"/>
-          <w:sz w:val="22"/>
-        </w:rPr>
-        <w:t>Wake</w:t>
-      </w:r>
-    </w:p>
-    <w:p>
-      <w:pPr>
-        <w:spacing w:after="40" w:line="240" w:lineRule="auto"/>
-      </w:pPr>
-      <w:r>
-        <w:rPr>
-          <w:rFonts w:ascii="Times New Roman" w:hAnsi="Times New Roman"/>
-          <w:sz w:val="22"/>
-        </w:rPr>
-        <w:t>Mycommissionexpires:09/03/2027</w:t>
-      </w:r>
-    </w:p>
-    <w:p>
-      <w:pPr>
-        <w:spacing w:after="40" w:line="240" w:lineRule="auto"/>
-      </w:pPr>
-      <w:r>
-        <w:rPr>
-          <w:rFonts w:ascii="Times New Roman" w:hAnsi="Times New Roman"/>
-          <w:sz w:val="22"/>
-        </w:rPr>
-        <w:t>County</w:t>
-      </w:r>
-    </w:p>
-    <w:p>
-      <w:pPr>
-        <w:spacing w:after="40" w:line="240" w:lineRule="auto"/>
-      </w:pPr>
-      <w:r>
-        <w:rPr>
-          <w:rFonts w:ascii="Times New Roman" w:hAnsi="Times New Roman"/>
-          <w:sz w:val="22"/>
-        </w:rPr>
-        <w:t>MyComm.Exp.</w:t>
-      </w:r>
-    </w:p>
-    <w:p>
-      <w:pPr>
-        <w:spacing w:after="40" w:line="240" w:lineRule="auto"/>
-      </w:pPr>
-      <w:r>
-        <w:rPr>
-          <w:rFonts w:ascii="Times New Roman" w:hAnsi="Times New Roman"/>
-          <w:sz w:val="22"/>
-        </w:rPr>
-        <w:t>09-03-2027</w:t>
-      </w:r>
-    </w:p>
-    <w:p/>
-    <w:p>
-      <w:pPr>
-        <w:spacing w:after="40" w:line="240" w:lineRule="auto"/>
-      </w:pPr>
-      <w:r>
-        <w:rPr>
-          <w:rFonts w:ascii="Times New Roman" w:hAnsi="Times New Roman"/>
-          <w:sz w:val="22"/>
-        </w:rPr>
-        <w:t>HealthCarePowerofAttorneyofJeanetteWilsonHollinger</w:t>
-      </w:r>
-    </w:p>
-    <w:p/>
-    <w:p>
-      <w:pPr>
-        <w:spacing w:after="40" w:line="240" w:lineRule="auto"/>
-      </w:pPr>
-      <w:r>
-        <w:rPr>
-          <w:rFonts w:ascii="Times New Roman" w:hAnsi="Times New Roman"/>
-          <w:sz w:val="22"/>
-        </w:rPr>
-        <w:t>Page 6 of6</w:t>
+        <w:drawing>
+          <wp:inline xmlns:a="http://schemas.openxmlformats.org/drawingml/2006/main" xmlns:pic="http://schemas.openxmlformats.org/drawingml/2006/picture">
+            <wp:extent cx="7315200" cy="9386443"/>
+            <wp:docPr id="6" name="Picture 6"/>
+            <wp:cNvGraphicFramePr>
+              <a:graphicFrameLocks noChangeAspect="1"/>
+            </wp:cNvGraphicFramePr>
+            <a:graphic>
+              <a:graphicData uri="http://schemas.openxmlformats.org/drawingml/2006/picture">
+                <pic:pic>
+                  <pic:nvPicPr>
+                    <pic:cNvPr id="0" name="image.png"/>
+                    <pic:cNvPicPr/>
+                  </pic:nvPicPr>
+                  <pic:blipFill>
+                    <a:blip r:embed="rId14"/>
+                    <a:stretch>
+                      <a:fillRect/>
+                    </a:stretch>
+                  </pic:blipFill>
+                  <pic:spPr>
+                    <a:xfrm>
+                      <a:off x="0" y="0"/>
+                      <a:ext cx="7315200" cy="9386443"/>
+                    </a:xfrm>
+                    <a:prstGeom prst="rect"/>
+                  </pic:spPr>
+                </pic:pic>
+              </a:graphicData>
+            </a:graphic>
+          </wp:inline>
+        </w:drawing>
       </w:r>
     </w:p>
     <w:sectPr>
       <w:pgSz w:w="12240" w:h="15840"/>
-      <w:pgMar w:top="1152" w:right="1296" w:bottom="1152" w:left="1296" w:header="720" w:footer="720" w:gutter="0"/>
+      <w:pgMar w:top="360" w:right="360" w:bottom="360" w:left="360" w:header="720" w:footer="720" w:gutter="0"/>
       <w:cols w:space="720"/>
       <w:docGrid w:linePitch="360"/>
     </w:sectPr>
@@ -2756,10 +659,6 @@
     <w:name w:val="Normal"/>
     <w:qFormat/>
     <w:rsid w:val="00FC693F"/>
-    <w:rPr>
-      <w:rFonts w:ascii="Times New Roman" w:hAnsi="Times New Roman"/>
-      <w:sz w:val="22"/>
-    </w:rPr>
   </w:style>
   <w:style w:type="paragraph" w:styleId="Header">
     <w:name w:val="header"/>
